--- a/FASE 2/Evidencias Proyecto/Documentacion/Spring backlogs/Sprint Backlog 06 Integracion final pruebas y estabilidad.docx
+++ b/FASE 2/Evidencias Proyecto/Documentacion/Spring backlogs/Sprint Backlog 06 Integracion final pruebas y estabilidad.docx
@@ -180,41 +180,11 @@
           <w:rFonts w:ascii="Calibri" w:hAnsi="Calibri" w:cs="Calibri"/>
         </w:rPr>
         <w:t>Integrantes: Alejandro Silva</w:t>
-      </w:r>
-      <w:r>
-        <w:rPr>
-          <w:rFonts w:ascii="Calibri" w:hAnsi="Calibri" w:cs="Calibri"/>
-        </w:rPr>
         <w:tab/>
-      </w:r>
-      <w:r>
-        <w:rPr>
-          <w:rFonts w:ascii="Calibri" w:hAnsi="Calibri" w:cs="Calibri"/>
-        </w:rPr>
         <w:tab/>
-      </w:r>
-      <w:r>
-        <w:rPr>
-          <w:rFonts w:ascii="Calibri" w:hAnsi="Calibri" w:cs="Calibri"/>
-        </w:rPr>
         <w:tab/>
-      </w:r>
-      <w:r>
-        <w:rPr>
-          <w:rFonts w:ascii="Calibri" w:hAnsi="Calibri" w:cs="Calibri"/>
-        </w:rPr>
         <w:tab/>
-      </w:r>
-      <w:r>
-        <w:rPr>
-          <w:rFonts w:ascii="Calibri" w:hAnsi="Calibri" w:cs="Calibri"/>
-        </w:rPr>
         <w:tab/>
-      </w:r>
-      <w:r>
-        <w:rPr>
-          <w:rFonts w:ascii="Calibri" w:hAnsi="Calibri" w:cs="Calibri"/>
-        </w:rPr>
         <w:tab/>
         <w:t>Docente: Maria Cobo</w:t>
       </w:r>
@@ -295,11 +265,7 @@
           </w:pPr>
           <w:r>
             <w:fldChar w:fldCharType="begin"/>
-          </w:r>
-          <w:r>
             <w:instrText xml:space="preserve"> TOC \o "1-3" \h \z \u </w:instrText>
-          </w:r>
-          <w:r>
             <w:fldChar w:fldCharType="separate"/>
           </w:r>
           <w:hyperlink w:anchor="_Toc241875869" w:history="1">
@@ -317,46 +283,10 @@
                 <w:webHidden/>
               </w:rPr>
               <w:tab/>
-            </w:r>
-            <w:r>
-              <w:rPr>
-                <w:noProof/>
-                <w:webHidden/>
-              </w:rPr>
               <w:fldChar w:fldCharType="begin"/>
-            </w:r>
-            <w:r>
-              <w:rPr>
-                <w:noProof/>
-                <w:webHidden/>
-              </w:rPr>
               <w:instrText xml:space="preserve"> PAGEREF _Toc241875869 \h </w:instrText>
-            </w:r>
-            <w:r>
-              <w:rPr>
-                <w:noProof/>
-                <w:webHidden/>
-              </w:rPr>
-            </w:r>
-            <w:r>
-              <w:rPr>
-                <w:noProof/>
-                <w:webHidden/>
-              </w:rPr>
               <w:fldChar w:fldCharType="separate"/>
-            </w:r>
-            <w:r>
-              <w:rPr>
-                <w:noProof/>
-                <w:webHidden/>
-              </w:rPr>
               <w:t>4</w:t>
-            </w:r>
-            <w:r>
-              <w:rPr>
-                <w:noProof/>
-                <w:webHidden/>
-              </w:rPr>
               <w:fldChar w:fldCharType="end"/>
             </w:r>
           </w:hyperlink>
@@ -388,46 +318,10 @@
                 <w:webHidden/>
               </w:rPr>
               <w:tab/>
-            </w:r>
-            <w:r>
-              <w:rPr>
-                <w:noProof/>
-                <w:webHidden/>
-              </w:rPr>
               <w:fldChar w:fldCharType="begin"/>
-            </w:r>
-            <w:r>
-              <w:rPr>
-                <w:noProof/>
-                <w:webHidden/>
-              </w:rPr>
               <w:instrText xml:space="preserve"> PAGEREF _Toc241875870 \h </w:instrText>
-            </w:r>
-            <w:r>
-              <w:rPr>
-                <w:noProof/>
-                <w:webHidden/>
-              </w:rPr>
-            </w:r>
-            <w:r>
-              <w:rPr>
-                <w:noProof/>
-                <w:webHidden/>
-              </w:rPr>
               <w:fldChar w:fldCharType="separate"/>
-            </w:r>
-            <w:r>
-              <w:rPr>
-                <w:noProof/>
-                <w:webHidden/>
-              </w:rPr>
               <w:t>4</w:t>
-            </w:r>
-            <w:r>
-              <w:rPr>
-                <w:noProof/>
-                <w:webHidden/>
-              </w:rPr>
               <w:fldChar w:fldCharType="end"/>
             </w:r>
           </w:hyperlink>
@@ -459,46 +353,10 @@
                 <w:webHidden/>
               </w:rPr>
               <w:tab/>
-            </w:r>
-            <w:r>
-              <w:rPr>
-                <w:noProof/>
-                <w:webHidden/>
-              </w:rPr>
               <w:fldChar w:fldCharType="begin"/>
-            </w:r>
-            <w:r>
-              <w:rPr>
-                <w:noProof/>
-                <w:webHidden/>
-              </w:rPr>
               <w:instrText xml:space="preserve"> PAGEREF _Toc241875871 \h </w:instrText>
-            </w:r>
-            <w:r>
-              <w:rPr>
-                <w:noProof/>
-                <w:webHidden/>
-              </w:rPr>
-            </w:r>
-            <w:r>
-              <w:rPr>
-                <w:noProof/>
-                <w:webHidden/>
-              </w:rPr>
               <w:fldChar w:fldCharType="separate"/>
-            </w:r>
-            <w:r>
-              <w:rPr>
-                <w:noProof/>
-                <w:webHidden/>
-              </w:rPr>
               <w:t>4</w:t>
-            </w:r>
-            <w:r>
-              <w:rPr>
-                <w:noProof/>
-                <w:webHidden/>
-              </w:rPr>
               <w:fldChar w:fldCharType="end"/>
             </w:r>
           </w:hyperlink>
@@ -530,46 +388,10 @@
                 <w:webHidden/>
               </w:rPr>
               <w:tab/>
-            </w:r>
-            <w:r>
-              <w:rPr>
-                <w:noProof/>
-                <w:webHidden/>
-              </w:rPr>
               <w:fldChar w:fldCharType="begin"/>
-            </w:r>
-            <w:r>
-              <w:rPr>
-                <w:noProof/>
-                <w:webHidden/>
-              </w:rPr>
               <w:instrText xml:space="preserve"> PAGEREF _Toc241875872 \h </w:instrText>
-            </w:r>
-            <w:r>
-              <w:rPr>
-                <w:noProof/>
-                <w:webHidden/>
-              </w:rPr>
-            </w:r>
-            <w:r>
-              <w:rPr>
-                <w:noProof/>
-                <w:webHidden/>
-              </w:rPr>
               <w:fldChar w:fldCharType="separate"/>
-            </w:r>
-            <w:r>
-              <w:rPr>
-                <w:noProof/>
-                <w:webHidden/>
-              </w:rPr>
               <w:t>5</w:t>
-            </w:r>
-            <w:r>
-              <w:rPr>
-                <w:noProof/>
-                <w:webHidden/>
-              </w:rPr>
               <w:fldChar w:fldCharType="end"/>
             </w:r>
           </w:hyperlink>
@@ -601,46 +423,10 @@
                 <w:webHidden/>
               </w:rPr>
               <w:tab/>
-            </w:r>
-            <w:r>
-              <w:rPr>
-                <w:noProof/>
-                <w:webHidden/>
-              </w:rPr>
               <w:fldChar w:fldCharType="begin"/>
-            </w:r>
-            <w:r>
-              <w:rPr>
-                <w:noProof/>
-                <w:webHidden/>
-              </w:rPr>
               <w:instrText xml:space="preserve"> PAGEREF _Toc241875873 \h </w:instrText>
-            </w:r>
-            <w:r>
-              <w:rPr>
-                <w:noProof/>
-                <w:webHidden/>
-              </w:rPr>
-            </w:r>
-            <w:r>
-              <w:rPr>
-                <w:noProof/>
-                <w:webHidden/>
-              </w:rPr>
               <w:fldChar w:fldCharType="separate"/>
-            </w:r>
-            <w:r>
-              <w:rPr>
-                <w:noProof/>
-                <w:webHidden/>
-              </w:rPr>
               <w:t>6</w:t>
-            </w:r>
-            <w:r>
-              <w:rPr>
-                <w:noProof/>
-                <w:webHidden/>
-              </w:rPr>
               <w:fldChar w:fldCharType="end"/>
             </w:r>
           </w:hyperlink>
@@ -672,46 +458,10 @@
                 <w:webHidden/>
               </w:rPr>
               <w:tab/>
-            </w:r>
-            <w:r>
-              <w:rPr>
-                <w:noProof/>
-                <w:webHidden/>
-              </w:rPr>
               <w:fldChar w:fldCharType="begin"/>
-            </w:r>
-            <w:r>
-              <w:rPr>
-                <w:noProof/>
-                <w:webHidden/>
-              </w:rPr>
               <w:instrText xml:space="preserve"> PAGEREF _Toc241875874 \h </w:instrText>
-            </w:r>
-            <w:r>
-              <w:rPr>
-                <w:noProof/>
-                <w:webHidden/>
-              </w:rPr>
-            </w:r>
-            <w:r>
-              <w:rPr>
-                <w:noProof/>
-                <w:webHidden/>
-              </w:rPr>
               <w:fldChar w:fldCharType="separate"/>
-            </w:r>
-            <w:r>
-              <w:rPr>
-                <w:noProof/>
-                <w:webHidden/>
-              </w:rPr>
               <w:t>6</w:t>
-            </w:r>
-            <w:r>
-              <w:rPr>
-                <w:noProof/>
-                <w:webHidden/>
-              </w:rPr>
               <w:fldChar w:fldCharType="end"/>
             </w:r>
           </w:hyperlink>
@@ -743,46 +493,10 @@
                 <w:webHidden/>
               </w:rPr>
               <w:tab/>
-            </w:r>
-            <w:r>
-              <w:rPr>
-                <w:noProof/>
-                <w:webHidden/>
-              </w:rPr>
               <w:fldChar w:fldCharType="begin"/>
-            </w:r>
-            <w:r>
-              <w:rPr>
-                <w:noProof/>
-                <w:webHidden/>
-              </w:rPr>
               <w:instrText xml:space="preserve"> PAGEREF _Toc241875875 \h </w:instrText>
-            </w:r>
-            <w:r>
-              <w:rPr>
-                <w:noProof/>
-                <w:webHidden/>
-              </w:rPr>
-            </w:r>
-            <w:r>
-              <w:rPr>
-                <w:noProof/>
-                <w:webHidden/>
-              </w:rPr>
               <w:fldChar w:fldCharType="separate"/>
-            </w:r>
-            <w:r>
-              <w:rPr>
-                <w:noProof/>
-                <w:webHidden/>
-              </w:rPr>
               <w:t>6</w:t>
-            </w:r>
-            <w:r>
-              <w:rPr>
-                <w:noProof/>
-                <w:webHidden/>
-              </w:rPr>
               <w:fldChar w:fldCharType="end"/>
             </w:r>
           </w:hyperlink>
@@ -814,46 +528,10 @@
                 <w:webHidden/>
               </w:rPr>
               <w:tab/>
-            </w:r>
-            <w:r>
-              <w:rPr>
-                <w:noProof/>
-                <w:webHidden/>
-              </w:rPr>
               <w:fldChar w:fldCharType="begin"/>
-            </w:r>
-            <w:r>
-              <w:rPr>
-                <w:noProof/>
-                <w:webHidden/>
-              </w:rPr>
               <w:instrText xml:space="preserve"> PAGEREF _Toc241875876 \h </w:instrText>
-            </w:r>
-            <w:r>
-              <w:rPr>
-                <w:noProof/>
-                <w:webHidden/>
-              </w:rPr>
-            </w:r>
-            <w:r>
-              <w:rPr>
-                <w:noProof/>
-                <w:webHidden/>
-              </w:rPr>
               <w:fldChar w:fldCharType="separate"/>
-            </w:r>
-            <w:r>
-              <w:rPr>
-                <w:noProof/>
-                <w:webHidden/>
-              </w:rPr>
               <w:t>6</w:t>
-            </w:r>
-            <w:r>
-              <w:rPr>
-                <w:noProof/>
-                <w:webHidden/>
-              </w:rPr>
               <w:fldChar w:fldCharType="end"/>
             </w:r>
           </w:hyperlink>
@@ -885,46 +563,10 @@
                 <w:webHidden/>
               </w:rPr>
               <w:tab/>
-            </w:r>
-            <w:r>
-              <w:rPr>
-                <w:noProof/>
-                <w:webHidden/>
-              </w:rPr>
               <w:fldChar w:fldCharType="begin"/>
-            </w:r>
-            <w:r>
-              <w:rPr>
-                <w:noProof/>
-                <w:webHidden/>
-              </w:rPr>
               <w:instrText xml:space="preserve"> PAGEREF _Toc241875877 \h </w:instrText>
-            </w:r>
-            <w:r>
-              <w:rPr>
-                <w:noProof/>
-                <w:webHidden/>
-              </w:rPr>
-            </w:r>
-            <w:r>
-              <w:rPr>
-                <w:noProof/>
-                <w:webHidden/>
-              </w:rPr>
               <w:fldChar w:fldCharType="separate"/>
-            </w:r>
-            <w:r>
-              <w:rPr>
-                <w:noProof/>
-                <w:webHidden/>
-              </w:rPr>
               <w:t>7</w:t>
-            </w:r>
-            <w:r>
-              <w:rPr>
-                <w:noProof/>
-                <w:webHidden/>
-              </w:rPr>
               <w:fldChar w:fldCharType="end"/>
             </w:r>
           </w:hyperlink>
@@ -956,46 +598,10 @@
                 <w:webHidden/>
               </w:rPr>
               <w:tab/>
-            </w:r>
-            <w:r>
-              <w:rPr>
-                <w:noProof/>
-                <w:webHidden/>
-              </w:rPr>
               <w:fldChar w:fldCharType="begin"/>
-            </w:r>
-            <w:r>
-              <w:rPr>
-                <w:noProof/>
-                <w:webHidden/>
-              </w:rPr>
               <w:instrText xml:space="preserve"> PAGEREF _Toc241875878 \h </w:instrText>
-            </w:r>
-            <w:r>
-              <w:rPr>
-                <w:noProof/>
-                <w:webHidden/>
-              </w:rPr>
-            </w:r>
-            <w:r>
-              <w:rPr>
-                <w:noProof/>
-                <w:webHidden/>
-              </w:rPr>
               <w:fldChar w:fldCharType="separate"/>
-            </w:r>
-            <w:r>
-              <w:rPr>
-                <w:noProof/>
-                <w:webHidden/>
-              </w:rPr>
               <w:t>7</w:t>
-            </w:r>
-            <w:r>
-              <w:rPr>
-                <w:noProof/>
-                <w:webHidden/>
-              </w:rPr>
               <w:fldChar w:fldCharType="end"/>
             </w:r>
           </w:hyperlink>
@@ -1027,46 +633,10 @@
                 <w:webHidden/>
               </w:rPr>
               <w:tab/>
-            </w:r>
-            <w:r>
-              <w:rPr>
-                <w:noProof/>
-                <w:webHidden/>
-              </w:rPr>
               <w:fldChar w:fldCharType="begin"/>
-            </w:r>
-            <w:r>
-              <w:rPr>
-                <w:noProof/>
-                <w:webHidden/>
-              </w:rPr>
               <w:instrText xml:space="preserve"> PAGEREF _Toc241875879 \h </w:instrText>
-            </w:r>
-            <w:r>
-              <w:rPr>
-                <w:noProof/>
-                <w:webHidden/>
-              </w:rPr>
-            </w:r>
-            <w:r>
-              <w:rPr>
-                <w:noProof/>
-                <w:webHidden/>
-              </w:rPr>
               <w:fldChar w:fldCharType="separate"/>
-            </w:r>
-            <w:r>
-              <w:rPr>
-                <w:noProof/>
-                <w:webHidden/>
-              </w:rPr>
               <w:t>7</w:t>
-            </w:r>
-            <w:r>
-              <w:rPr>
-                <w:noProof/>
-                <w:webHidden/>
-              </w:rPr>
               <w:fldChar w:fldCharType="end"/>
             </w:r>
           </w:hyperlink>
@@ -1098,46 +668,10 @@
                 <w:webHidden/>
               </w:rPr>
               <w:tab/>
-            </w:r>
-            <w:r>
-              <w:rPr>
-                <w:noProof/>
-                <w:webHidden/>
-              </w:rPr>
               <w:fldChar w:fldCharType="begin"/>
-            </w:r>
-            <w:r>
-              <w:rPr>
-                <w:noProof/>
-                <w:webHidden/>
-              </w:rPr>
               <w:instrText xml:space="preserve"> PAGEREF _Toc241875880 \h </w:instrText>
-            </w:r>
-            <w:r>
-              <w:rPr>
-                <w:noProof/>
-                <w:webHidden/>
-              </w:rPr>
-            </w:r>
-            <w:r>
-              <w:rPr>
-                <w:noProof/>
-                <w:webHidden/>
-              </w:rPr>
               <w:fldChar w:fldCharType="separate"/>
-            </w:r>
-            <w:r>
-              <w:rPr>
-                <w:noProof/>
-                <w:webHidden/>
-              </w:rPr>
               <w:t>8</w:t>
-            </w:r>
-            <w:r>
-              <w:rPr>
-                <w:noProof/>
-                <w:webHidden/>
-              </w:rPr>
               <w:fldChar w:fldCharType="end"/>
             </w:r>
           </w:hyperlink>
@@ -1169,46 +703,10 @@
                 <w:webHidden/>
               </w:rPr>
               <w:tab/>
-            </w:r>
-            <w:r>
-              <w:rPr>
-                <w:noProof/>
-                <w:webHidden/>
-              </w:rPr>
               <w:fldChar w:fldCharType="begin"/>
-            </w:r>
-            <w:r>
-              <w:rPr>
-                <w:noProof/>
-                <w:webHidden/>
-              </w:rPr>
               <w:instrText xml:space="preserve"> PAGEREF _Toc241875881 \h </w:instrText>
-            </w:r>
-            <w:r>
-              <w:rPr>
-                <w:noProof/>
-                <w:webHidden/>
-              </w:rPr>
-            </w:r>
-            <w:r>
-              <w:rPr>
-                <w:noProof/>
-                <w:webHidden/>
-              </w:rPr>
               <w:fldChar w:fldCharType="separate"/>
-            </w:r>
-            <w:r>
-              <w:rPr>
-                <w:noProof/>
-                <w:webHidden/>
-              </w:rPr>
               <w:t>8</w:t>
-            </w:r>
-            <w:r>
-              <w:rPr>
-                <w:noProof/>
-                <w:webHidden/>
-              </w:rPr>
               <w:fldChar w:fldCharType="end"/>
             </w:r>
           </w:hyperlink>
@@ -1240,46 +738,10 @@
                 <w:webHidden/>
               </w:rPr>
               <w:tab/>
-            </w:r>
-            <w:r>
-              <w:rPr>
-                <w:noProof/>
-                <w:webHidden/>
-              </w:rPr>
               <w:fldChar w:fldCharType="begin"/>
-            </w:r>
-            <w:r>
-              <w:rPr>
-                <w:noProof/>
-                <w:webHidden/>
-              </w:rPr>
               <w:instrText xml:space="preserve"> PAGEREF _Toc241875882 \h </w:instrText>
-            </w:r>
-            <w:r>
-              <w:rPr>
-                <w:noProof/>
-                <w:webHidden/>
-              </w:rPr>
-            </w:r>
-            <w:r>
-              <w:rPr>
-                <w:noProof/>
-                <w:webHidden/>
-              </w:rPr>
               <w:fldChar w:fldCharType="separate"/>
-            </w:r>
-            <w:r>
-              <w:rPr>
-                <w:noProof/>
-                <w:webHidden/>
-              </w:rPr>
               <w:t>9</w:t>
-            </w:r>
-            <w:r>
-              <w:rPr>
-                <w:noProof/>
-                <w:webHidden/>
-              </w:rPr>
               <w:fldChar w:fldCharType="end"/>
             </w:r>
           </w:hyperlink>
@@ -1311,46 +773,10 @@
                 <w:webHidden/>
               </w:rPr>
               <w:tab/>
-            </w:r>
-            <w:r>
-              <w:rPr>
-                <w:noProof/>
-                <w:webHidden/>
-              </w:rPr>
               <w:fldChar w:fldCharType="begin"/>
-            </w:r>
-            <w:r>
-              <w:rPr>
-                <w:noProof/>
-                <w:webHidden/>
-              </w:rPr>
               <w:instrText xml:space="preserve"> PAGEREF _Toc241875883 \h </w:instrText>
-            </w:r>
-            <w:r>
-              <w:rPr>
-                <w:noProof/>
-                <w:webHidden/>
-              </w:rPr>
-            </w:r>
-            <w:r>
-              <w:rPr>
-                <w:noProof/>
-                <w:webHidden/>
-              </w:rPr>
               <w:fldChar w:fldCharType="separate"/>
-            </w:r>
-            <w:r>
-              <w:rPr>
-                <w:noProof/>
-                <w:webHidden/>
-              </w:rPr>
               <w:t>9</w:t>
-            </w:r>
-            <w:r>
-              <w:rPr>
-                <w:noProof/>
-                <w:webHidden/>
-              </w:rPr>
               <w:fldChar w:fldCharType="end"/>
             </w:r>
           </w:hyperlink>
@@ -1382,46 +808,10 @@
                 <w:webHidden/>
               </w:rPr>
               <w:tab/>
-            </w:r>
-            <w:r>
-              <w:rPr>
-                <w:noProof/>
-                <w:webHidden/>
-              </w:rPr>
               <w:fldChar w:fldCharType="begin"/>
-            </w:r>
-            <w:r>
-              <w:rPr>
-                <w:noProof/>
-                <w:webHidden/>
-              </w:rPr>
               <w:instrText xml:space="preserve"> PAGEREF _Toc241875884 \h </w:instrText>
-            </w:r>
-            <w:r>
-              <w:rPr>
-                <w:noProof/>
-                <w:webHidden/>
-              </w:rPr>
-            </w:r>
-            <w:r>
-              <w:rPr>
-                <w:noProof/>
-                <w:webHidden/>
-              </w:rPr>
               <w:fldChar w:fldCharType="separate"/>
-            </w:r>
-            <w:r>
-              <w:rPr>
-                <w:noProof/>
-                <w:webHidden/>
-              </w:rPr>
               <w:t>9</w:t>
-            </w:r>
-            <w:r>
-              <w:rPr>
-                <w:noProof/>
-                <w:webHidden/>
-              </w:rPr>
               <w:fldChar w:fldCharType="end"/>
             </w:r>
           </w:hyperlink>
@@ -1453,46 +843,10 @@
                 <w:webHidden/>
               </w:rPr>
               <w:tab/>
-            </w:r>
-            <w:r>
-              <w:rPr>
-                <w:noProof/>
-                <w:webHidden/>
-              </w:rPr>
               <w:fldChar w:fldCharType="begin"/>
-            </w:r>
-            <w:r>
-              <w:rPr>
-                <w:noProof/>
-                <w:webHidden/>
-              </w:rPr>
               <w:instrText xml:space="preserve"> PAGEREF _Toc241875885 \h </w:instrText>
-            </w:r>
-            <w:r>
-              <w:rPr>
-                <w:noProof/>
-                <w:webHidden/>
-              </w:rPr>
-            </w:r>
-            <w:r>
-              <w:rPr>
-                <w:noProof/>
-                <w:webHidden/>
-              </w:rPr>
               <w:fldChar w:fldCharType="separate"/>
-            </w:r>
-            <w:r>
-              <w:rPr>
-                <w:noProof/>
-                <w:webHidden/>
-              </w:rPr>
               <w:t>10</w:t>
-            </w:r>
-            <w:r>
-              <w:rPr>
-                <w:noProof/>
-                <w:webHidden/>
-              </w:rPr>
               <w:fldChar w:fldCharType="end"/>
             </w:r>
           </w:hyperlink>
@@ -1524,46 +878,10 @@
                 <w:webHidden/>
               </w:rPr>
               <w:tab/>
-            </w:r>
-            <w:r>
-              <w:rPr>
-                <w:noProof/>
-                <w:webHidden/>
-              </w:rPr>
               <w:fldChar w:fldCharType="begin"/>
-            </w:r>
-            <w:r>
-              <w:rPr>
-                <w:noProof/>
-                <w:webHidden/>
-              </w:rPr>
               <w:instrText xml:space="preserve"> PAGEREF _Toc241875886 \h </w:instrText>
-            </w:r>
-            <w:r>
-              <w:rPr>
-                <w:noProof/>
-                <w:webHidden/>
-              </w:rPr>
-            </w:r>
-            <w:r>
-              <w:rPr>
-                <w:noProof/>
-                <w:webHidden/>
-              </w:rPr>
               <w:fldChar w:fldCharType="separate"/>
-            </w:r>
-            <w:r>
-              <w:rPr>
-                <w:noProof/>
-                <w:webHidden/>
-              </w:rPr>
               <w:t>10</w:t>
-            </w:r>
-            <w:r>
-              <w:rPr>
-                <w:noProof/>
-                <w:webHidden/>
-              </w:rPr>
               <w:fldChar w:fldCharType="end"/>
             </w:r>
           </w:hyperlink>
@@ -1595,46 +913,10 @@
                 <w:webHidden/>
               </w:rPr>
               <w:tab/>
-            </w:r>
-            <w:r>
-              <w:rPr>
-                <w:noProof/>
-                <w:webHidden/>
-              </w:rPr>
               <w:fldChar w:fldCharType="begin"/>
-            </w:r>
-            <w:r>
-              <w:rPr>
-                <w:noProof/>
-                <w:webHidden/>
-              </w:rPr>
               <w:instrText xml:space="preserve"> PAGEREF _Toc241875887 \h </w:instrText>
-            </w:r>
-            <w:r>
-              <w:rPr>
-                <w:noProof/>
-                <w:webHidden/>
-              </w:rPr>
-            </w:r>
-            <w:r>
-              <w:rPr>
-                <w:noProof/>
-                <w:webHidden/>
-              </w:rPr>
               <w:fldChar w:fldCharType="separate"/>
-            </w:r>
-            <w:r>
-              <w:rPr>
-                <w:noProof/>
-                <w:webHidden/>
-              </w:rPr>
               <w:t>11</w:t>
-            </w:r>
-            <w:r>
-              <w:rPr>
-                <w:noProof/>
-                <w:webHidden/>
-              </w:rPr>
               <w:fldChar w:fldCharType="end"/>
             </w:r>
           </w:hyperlink>
@@ -1666,46 +948,10 @@
                 <w:webHidden/>
               </w:rPr>
               <w:tab/>
-            </w:r>
-            <w:r>
-              <w:rPr>
-                <w:noProof/>
-                <w:webHidden/>
-              </w:rPr>
               <w:fldChar w:fldCharType="begin"/>
-            </w:r>
-            <w:r>
-              <w:rPr>
-                <w:noProof/>
-                <w:webHidden/>
-              </w:rPr>
               <w:instrText xml:space="preserve"> PAGEREF _Toc241875888 \h </w:instrText>
-            </w:r>
-            <w:r>
-              <w:rPr>
-                <w:noProof/>
-                <w:webHidden/>
-              </w:rPr>
-            </w:r>
-            <w:r>
-              <w:rPr>
-                <w:noProof/>
-                <w:webHidden/>
-              </w:rPr>
               <w:fldChar w:fldCharType="separate"/>
-            </w:r>
-            <w:r>
-              <w:rPr>
-                <w:noProof/>
-                <w:webHidden/>
-              </w:rPr>
               <w:t>13</w:t>
-            </w:r>
-            <w:r>
-              <w:rPr>
-                <w:noProof/>
-                <w:webHidden/>
-              </w:rPr>
               <w:fldChar w:fldCharType="end"/>
             </w:r>
           </w:hyperlink>
@@ -1737,46 +983,10 @@
                 <w:webHidden/>
               </w:rPr>
               <w:tab/>
-            </w:r>
-            <w:r>
-              <w:rPr>
-                <w:noProof/>
-                <w:webHidden/>
-              </w:rPr>
               <w:fldChar w:fldCharType="begin"/>
-            </w:r>
-            <w:r>
-              <w:rPr>
-                <w:noProof/>
-                <w:webHidden/>
-              </w:rPr>
               <w:instrText xml:space="preserve"> PAGEREF _Toc241875889 \h </w:instrText>
-            </w:r>
-            <w:r>
-              <w:rPr>
-                <w:noProof/>
-                <w:webHidden/>
-              </w:rPr>
-            </w:r>
-            <w:r>
-              <w:rPr>
-                <w:noProof/>
-                <w:webHidden/>
-              </w:rPr>
               <w:fldChar w:fldCharType="separate"/>
-            </w:r>
-            <w:r>
-              <w:rPr>
-                <w:noProof/>
-                <w:webHidden/>
-              </w:rPr>
               <w:t>14</w:t>
-            </w:r>
-            <w:r>
-              <w:rPr>
-                <w:noProof/>
-                <w:webHidden/>
-              </w:rPr>
               <w:fldChar w:fldCharType="end"/>
             </w:r>
           </w:hyperlink>
@@ -1808,46 +1018,10 @@
                 <w:webHidden/>
               </w:rPr>
               <w:tab/>
-            </w:r>
-            <w:r>
-              <w:rPr>
-                <w:noProof/>
-                <w:webHidden/>
-              </w:rPr>
               <w:fldChar w:fldCharType="begin"/>
-            </w:r>
-            <w:r>
-              <w:rPr>
-                <w:noProof/>
-                <w:webHidden/>
-              </w:rPr>
               <w:instrText xml:space="preserve"> PAGEREF _Toc241875890 \h </w:instrText>
-            </w:r>
-            <w:r>
-              <w:rPr>
-                <w:noProof/>
-                <w:webHidden/>
-              </w:rPr>
-            </w:r>
-            <w:r>
-              <w:rPr>
-                <w:noProof/>
-                <w:webHidden/>
-              </w:rPr>
               <w:fldChar w:fldCharType="separate"/>
-            </w:r>
-            <w:r>
-              <w:rPr>
-                <w:noProof/>
-                <w:webHidden/>
-              </w:rPr>
               <w:t>15</w:t>
-            </w:r>
-            <w:r>
-              <w:rPr>
-                <w:noProof/>
-                <w:webHidden/>
-              </w:rPr>
               <w:fldChar w:fldCharType="end"/>
             </w:r>
           </w:hyperlink>
@@ -1879,46 +1053,10 @@
                 <w:webHidden/>
               </w:rPr>
               <w:tab/>
-            </w:r>
-            <w:r>
-              <w:rPr>
-                <w:noProof/>
-                <w:webHidden/>
-              </w:rPr>
               <w:fldChar w:fldCharType="begin"/>
-            </w:r>
-            <w:r>
-              <w:rPr>
-                <w:noProof/>
-                <w:webHidden/>
-              </w:rPr>
               <w:instrText xml:space="preserve"> PAGEREF _Toc241875891 \h </w:instrText>
-            </w:r>
-            <w:r>
-              <w:rPr>
-                <w:noProof/>
-                <w:webHidden/>
-              </w:rPr>
-            </w:r>
-            <w:r>
-              <w:rPr>
-                <w:noProof/>
-                <w:webHidden/>
-              </w:rPr>
               <w:fldChar w:fldCharType="separate"/>
-            </w:r>
-            <w:r>
-              <w:rPr>
-                <w:noProof/>
-                <w:webHidden/>
-              </w:rPr>
               <w:t>15</w:t>
-            </w:r>
-            <w:r>
-              <w:rPr>
-                <w:noProof/>
-                <w:webHidden/>
-              </w:rPr>
               <w:fldChar w:fldCharType="end"/>
             </w:r>
           </w:hyperlink>
@@ -1950,46 +1088,10 @@
                 <w:webHidden/>
               </w:rPr>
               <w:tab/>
-            </w:r>
-            <w:r>
-              <w:rPr>
-                <w:noProof/>
-                <w:webHidden/>
-              </w:rPr>
               <w:fldChar w:fldCharType="begin"/>
-            </w:r>
-            <w:r>
-              <w:rPr>
-                <w:noProof/>
-                <w:webHidden/>
-              </w:rPr>
               <w:instrText xml:space="preserve"> PAGEREF _Toc241875892 \h </w:instrText>
-            </w:r>
-            <w:r>
-              <w:rPr>
-                <w:noProof/>
-                <w:webHidden/>
-              </w:rPr>
-            </w:r>
-            <w:r>
-              <w:rPr>
-                <w:noProof/>
-                <w:webHidden/>
-              </w:rPr>
               <w:fldChar w:fldCharType="separate"/>
-            </w:r>
-            <w:r>
-              <w:rPr>
-                <w:noProof/>
-                <w:webHidden/>
-              </w:rPr>
               <w:t>16</w:t>
-            </w:r>
-            <w:r>
-              <w:rPr>
-                <w:noProof/>
-                <w:webHidden/>
-              </w:rPr>
               <w:fldChar w:fldCharType="end"/>
             </w:r>
           </w:hyperlink>
@@ -2021,46 +1123,10 @@
                 <w:webHidden/>
               </w:rPr>
               <w:tab/>
-            </w:r>
-            <w:r>
-              <w:rPr>
-                <w:noProof/>
-                <w:webHidden/>
-              </w:rPr>
               <w:fldChar w:fldCharType="begin"/>
-            </w:r>
-            <w:r>
-              <w:rPr>
-                <w:noProof/>
-                <w:webHidden/>
-              </w:rPr>
               <w:instrText xml:space="preserve"> PAGEREF _Toc241875893 \h </w:instrText>
-            </w:r>
-            <w:r>
-              <w:rPr>
-                <w:noProof/>
-                <w:webHidden/>
-              </w:rPr>
-            </w:r>
-            <w:r>
-              <w:rPr>
-                <w:noProof/>
-                <w:webHidden/>
-              </w:rPr>
               <w:fldChar w:fldCharType="separate"/>
-            </w:r>
-            <w:r>
-              <w:rPr>
-                <w:noProof/>
-                <w:webHidden/>
-              </w:rPr>
               <w:t>16</w:t>
-            </w:r>
-            <w:r>
-              <w:rPr>
-                <w:noProof/>
-                <w:webHidden/>
-              </w:rPr>
               <w:fldChar w:fldCharType="end"/>
             </w:r>
           </w:hyperlink>
@@ -2092,46 +1158,10 @@
                 <w:webHidden/>
               </w:rPr>
               <w:tab/>
-            </w:r>
-            <w:r>
-              <w:rPr>
-                <w:noProof/>
-                <w:webHidden/>
-              </w:rPr>
               <w:fldChar w:fldCharType="begin"/>
-            </w:r>
-            <w:r>
-              <w:rPr>
-                <w:noProof/>
-                <w:webHidden/>
-              </w:rPr>
               <w:instrText xml:space="preserve"> PAGEREF _Toc241875894 \h </w:instrText>
-            </w:r>
-            <w:r>
-              <w:rPr>
-                <w:noProof/>
-                <w:webHidden/>
-              </w:rPr>
-            </w:r>
-            <w:r>
-              <w:rPr>
-                <w:noProof/>
-                <w:webHidden/>
-              </w:rPr>
               <w:fldChar w:fldCharType="separate"/>
-            </w:r>
-            <w:r>
-              <w:rPr>
-                <w:noProof/>
-                <w:webHidden/>
-              </w:rPr>
               <w:t>17</w:t>
-            </w:r>
-            <w:r>
-              <w:rPr>
-                <w:noProof/>
-                <w:webHidden/>
-              </w:rPr>
               <w:fldChar w:fldCharType="end"/>
             </w:r>
           </w:hyperlink>
@@ -2163,46 +1193,10 @@
                 <w:webHidden/>
               </w:rPr>
               <w:tab/>
-            </w:r>
-            <w:r>
-              <w:rPr>
-                <w:noProof/>
-                <w:webHidden/>
-              </w:rPr>
               <w:fldChar w:fldCharType="begin"/>
-            </w:r>
-            <w:r>
-              <w:rPr>
-                <w:noProof/>
-                <w:webHidden/>
-              </w:rPr>
               <w:instrText xml:space="preserve"> PAGEREF _Toc241875895 \h </w:instrText>
-            </w:r>
-            <w:r>
-              <w:rPr>
-                <w:noProof/>
-                <w:webHidden/>
-              </w:rPr>
-            </w:r>
-            <w:r>
-              <w:rPr>
-                <w:noProof/>
-                <w:webHidden/>
-              </w:rPr>
               <w:fldChar w:fldCharType="separate"/>
-            </w:r>
-            <w:r>
-              <w:rPr>
-                <w:noProof/>
-                <w:webHidden/>
-              </w:rPr>
               <w:t>17</w:t>
-            </w:r>
-            <w:r>
-              <w:rPr>
-                <w:noProof/>
-                <w:webHidden/>
-              </w:rPr>
               <w:fldChar w:fldCharType="end"/>
             </w:r>
           </w:hyperlink>
@@ -2234,46 +1228,10 @@
                 <w:webHidden/>
               </w:rPr>
               <w:tab/>
-            </w:r>
-            <w:r>
-              <w:rPr>
-                <w:noProof/>
-                <w:webHidden/>
-              </w:rPr>
               <w:fldChar w:fldCharType="begin"/>
-            </w:r>
-            <w:r>
-              <w:rPr>
-                <w:noProof/>
-                <w:webHidden/>
-              </w:rPr>
               <w:instrText xml:space="preserve"> PAGEREF _Toc241875896 \h </w:instrText>
-            </w:r>
-            <w:r>
-              <w:rPr>
-                <w:noProof/>
-                <w:webHidden/>
-              </w:rPr>
-            </w:r>
-            <w:r>
-              <w:rPr>
-                <w:noProof/>
-                <w:webHidden/>
-              </w:rPr>
               <w:fldChar w:fldCharType="separate"/>
-            </w:r>
-            <w:r>
-              <w:rPr>
-                <w:noProof/>
-                <w:webHidden/>
-              </w:rPr>
               <w:t>17</w:t>
-            </w:r>
-            <w:r>
-              <w:rPr>
-                <w:noProof/>
-                <w:webHidden/>
-              </w:rPr>
               <w:fldChar w:fldCharType="end"/>
             </w:r>
           </w:hyperlink>
@@ -2440,7 +1398,7 @@
           <w:sz w:val="20"/>
           <w:szCs w:val="20"/>
         </w:rPr>
-        <w:t>PB-21 al PB-31, PB-46 y PB-47</w:t>
+        <w:t xml:space="preserve">PB-21 al PB-31, PB-46, PB-47 y PB-51</w:t>
       </w:r>
     </w:p>
     <w:p>
@@ -2503,7 +1461,7 @@
           <w:sz w:val="20"/>
           <w:szCs w:val="20"/>
         </w:rPr>
-        <w:t>Cada Sprint anterior contempla pruebas de sus propios elementos. En esta etapa, en cambio, se validará el producto completo, considerando las interacciones entre monitoreo, avisos, gestos, voz, interfaz, persistencia y macros, que solo pueden observarse cuando todos los módulos funcionan al mismo tiempo.</w:t>
+        <w:t xml:space="preserve">Cada Sprint anterior contempla pruebas de sus propios elementos. En esta etapa, en cambio, se validará el producto completo, considerando las interacciones entre monitoreo, avisos, gestos, voz, interfaz, persistencia, macros y servidor, que solo pueden observarse cuando todos los módulos funcionan al mismo tiempo.</w:t>
       </w:r>
     </w:p>
     <w:p>
@@ -4081,6 +3039,107 @@
           </w:p>
         </w:tc>
       </w:tr>
+      <w:tr>
+        <w:trPr>
+          <w:cantSplit/>
+        </w:trPr>
+        <w:tc>
+          <w:tcPr>
+            <w:tcW w:w="1000" w:type="dxa"/>
+          </w:tcPr>
+          <w:p>
+            <w:pPr>
+              <w:keepNext/>
+              <w:spacing w:after="40"/>
+              <w:rPr>
+                <w:rFonts w:ascii="Calibri" w:hAnsi="Calibri" w:cs="Calibri"/>
+                <w:sz w:val="20"/>
+                <w:szCs w:val="20"/>
+              </w:rPr>
+            </w:pPr>
+            <w:r>
+              <w:rPr>
+                <w:rFonts w:ascii="Calibri" w:hAnsi="Calibri" w:cs="Calibri"/>
+                <w:sz w:val="20"/>
+                <w:szCs w:val="20"/>
+              </w:rPr>
+              <w:t xml:space="preserve">PB-51</w:t>
+            </w:r>
+          </w:p>
+        </w:tc>
+        <w:tc>
+          <w:tcPr>
+            <w:tcW w:w="2300" w:type="dxa"/>
+          </w:tcPr>
+          <w:p>
+            <w:pPr>
+              <w:keepNext/>
+              <w:spacing w:after="40"/>
+              <w:rPr>
+                <w:rFonts w:ascii="Calibri" w:hAnsi="Calibri" w:cs="Calibri"/>
+                <w:sz w:val="20"/>
+                <w:szCs w:val="20"/>
+              </w:rPr>
+            </w:pPr>
+            <w:r>
+              <w:rPr>
+                <w:rFonts w:ascii="Calibri" w:hAnsi="Calibri" w:cs="Calibri"/>
+                <w:sz w:val="20"/>
+                <w:szCs w:val="20"/>
+              </w:rPr>
+              <w:t xml:space="preserve">Pruebas</w:t>
+            </w:r>
+          </w:p>
+        </w:tc>
+        <w:tc>
+          <w:tcPr>
+            <w:tcW w:w="4238" w:type="dxa"/>
+          </w:tcPr>
+          <w:p>
+            <w:pPr>
+              <w:keepNext/>
+              <w:spacing w:after="40"/>
+              <w:rPr>
+                <w:rFonts w:ascii="Calibri" w:hAnsi="Calibri" w:cs="Calibri"/>
+                <w:sz w:val="20"/>
+                <w:szCs w:val="20"/>
+              </w:rPr>
+            </w:pPr>
+            <w:r>
+              <w:rPr>
+                <w:rFonts w:ascii="Calibri" w:hAnsi="Calibri" w:cs="Calibri"/>
+                <w:sz w:val="20"/>
+                <w:szCs w:val="20"/>
+              </w:rPr>
+              <w:t xml:space="preserve">Validar cuentas y servidor</w:t>
+            </w:r>
+          </w:p>
+        </w:tc>
+        <w:tc>
+          <w:tcPr>
+            <w:tcW w:w="1300" w:type="dxa"/>
+          </w:tcPr>
+          <w:p>
+            <w:pPr>
+              <w:keepNext/>
+              <w:spacing w:after="40"/>
+              <w:rPr>
+                <w:rFonts w:ascii="Calibri" w:hAnsi="Calibri" w:cs="Calibri"/>
+                <w:sz w:val="20"/>
+                <w:szCs w:val="20"/>
+              </w:rPr>
+            </w:pPr>
+            <w:r>
+              <w:rPr>
+                <w:rFonts w:ascii="Calibri" w:hAnsi="Calibri" w:cs="Calibri"/>
+                <w:sz w:val="20"/>
+                <w:szCs w:val="20"/>
+              </w:rPr>
+              <w:t xml:space="preserve">Alta</w:t>
+            </w:r>
+          </w:p>
+        </w:tc>
+      </w:tr>
     </w:tbl>
     <w:p>
       <w:pPr>
@@ -4198,7 +3257,7 @@
           <w:sz w:val="20"/>
           <w:szCs w:val="20"/>
         </w:rPr>
-        <w:t>Validación de la integración, de la persistencia de datos y de la ejecución de macros.</w:t>
+        <w:t xml:space="preserve">Validación de la integración, de la persistencia de datos, de la ejecución de macros y de las cuentas y el servidor.</w:t>
       </w:r>
     </w:p>
     <w:p>
@@ -4281,25 +3340,25 @@
           <w:sz w:val="20"/>
           <w:szCs w:val="20"/>
         </w:rPr>
-        <w:t>Este Sprint no incorpora funcionalidades nuevas. Su alcance se limita a integración (PB-21 a PB-24), pruebas (PB-25 a PB-29, PB-46 y PB-47) y calidad (PB-30 y PB-31).</w:t>
-      </w:r>
-    </w:p>
-    <w:p>
-      <w:pPr>
-        <w:jc w:val="both"/>
-        <w:rPr>
-          <w:rFonts w:ascii="Calibri" w:hAnsi="Calibri" w:cs="Calibri"/>
-          <w:sz w:val="20"/>
-          <w:szCs w:val="20"/>
-        </w:rPr>
-      </w:pPr>
-      <w:r>
-        <w:rPr>
-          <w:rFonts w:ascii="Calibri" w:hAnsi="Calibri" w:cs="Calibri"/>
-          <w:sz w:val="20"/>
-          <w:szCs w:val="20"/>
-        </w:rPr>
-        <w:t>Las pruebas del aviso de uso prolongado se realizarán con el período real de 60 minutos, y las del registro de pausas considerarán el tiempo de inactividad configurado, cuyo valor por defecto es de 15 minutos. Ambos mecanismos se validarán por separado, ya que cumplen funciones distintas.</w:t>
+        <w:t xml:space="preserve">Este Sprint no incorpora funcionalidades nuevas. Su alcance se limita a integración (PB-21 a PB-24), pruebas (PB-25 a PB-29, PB-46, PB-47 y PB-51) y calidad (PB-30 y PB-31).</w:t>
+      </w:r>
+    </w:p>
+    <w:p>
+      <w:pPr>
+        <w:jc w:val="both"/>
+        <w:rPr>
+          <w:rFonts w:ascii="Calibri" w:hAnsi="Calibri" w:cs="Calibri"/>
+          <w:sz w:val="20"/>
+          <w:szCs w:val="20"/>
+        </w:rPr>
+      </w:pPr>
+      <w:r>
+        <w:rPr>
+          <w:rFonts w:ascii="Calibri" w:hAnsi="Calibri" w:cs="Calibri"/>
+          <w:sz w:val="20"/>
+          <w:szCs w:val="20"/>
+        </w:rPr>
+        <w:t xml:space="preserve">Las pruebas del aviso de uso prolongado se realizarán con el período real de 60 minutos, y las del registro de pausas considerarán el tiempo de inactividad configurado, cuyo valor por defecto es de 10 minutos. Ambos mecanismos se validarán por separado, ya que cumplen funciones distintas, y también en conjunto, comprobando que una pausa registrada reinicia el período de aviso.</w:t>
       </w:r>
     </w:p>
     <w:p>
@@ -5822,7 +4881,7 @@
           <w:sz w:val="20"/>
           <w:szCs w:val="20"/>
         </w:rPr>
-        <w:t>Modificar el tiempo de inactividad no altera el momento en que se genera el aviso.</w:t>
+        <w:t>Modificar el tiempo de inactividad no altera la duración del período de aviso, y una pausa registrada por inactividad reinicia dicho período al retomar la actividad.</w:t>
       </w:r>
     </w:p>
     <w:p>
@@ -6424,7 +5483,7 @@
           <w:sz w:val="20"/>
           <w:szCs w:val="20"/>
         </w:rPr>
-        <w:t>Se deberá comprobar que el perfil, la configuración, las sesiones de uso, las pausas y las macros se almacenen y recuperen correctamente.</w:t>
+        <w:t xml:space="preserve">Se deberá comprobar que la cuenta, la configuración, las sesiones de uso, las pausas y las macros se almacenen y recuperen correctamente.</w:t>
       </w:r>
     </w:p>
     <w:p>
@@ -6463,7 +5522,7 @@
           <w:sz w:val="20"/>
           <w:szCs w:val="20"/>
         </w:rPr>
-        <w:t>Se verificará que la base de datos local conserve la información de todos los módulos y mantenga las relaciones del modelo de datos.</w:t>
+        <w:t xml:space="preserve">Se verificará que la base de datos del servidor conserve la información de todos los módulos y mantenga las relaciones del modelo de datos.</w:t>
       </w:r>
     </w:p>
     <w:p>
@@ -6528,7 +5587,7 @@
           <w:sz w:val="20"/>
           <w:szCs w:val="20"/>
         </w:rPr>
-        <w:t>Se comprueban el perfil, la configuración, las sesiones, las pausas, las macros y las aplicaciones registradas.</w:t>
+        <w:t xml:space="preserve">Se comprueban la cuenta, la configuración, las sesiones, las pausas, las macros y las aplicaciones registradas.</w:t>
       </w:r>
     </w:p>
     <w:p>
@@ -6733,6 +5792,230 @@
           <w:szCs w:val="20"/>
         </w:rPr>
         <w:t>Se prueban los cinco tipos de acción soportados.</w:t>
+      </w:r>
+    </w:p>
+    <w:p>
+      <w:pPr>
+        <w:pStyle w:val="Ttulo2"/>
+        <w:jc w:val="both"/>
+        <w:rPr>
+          <w:rFonts w:ascii="Calibri" w:hAnsi="Calibri" w:cs="Calibri"/>
+        </w:rPr>
+      </w:pPr>
+      <w:r>
+        <w:rPr>
+          <w:rFonts w:ascii="Calibri" w:hAnsi="Calibri" w:cs="Calibri"/>
+        </w:rPr>
+        <w:t xml:space="preserve">PB-51 – Validar cuentas y servidor</w:t>
+      </w:r>
+    </w:p>
+    <w:p>
+      <w:pPr>
+        <w:keepNext/>
+        <w:jc w:val="both"/>
+        <w:rPr>
+          <w:rFonts w:ascii="Calibri" w:hAnsi="Calibri" w:cs="Calibri"/>
+          <w:sz w:val="20"/>
+          <w:szCs w:val="20"/>
+        </w:rPr>
+      </w:pPr>
+      <w:r>
+        <w:rPr>
+          <w:rFonts w:ascii="Calibri" w:hAnsi="Calibri" w:cs="Calibri"/>
+          <w:b/>
+          <w:bCs/>
+          <w:sz w:val="20"/>
+          <w:szCs w:val="20"/>
+        </w:rPr>
+        <w:t xml:space="preserve">Descripción</w:t>
+      </w:r>
+    </w:p>
+    <w:p>
+      <w:pPr>
+        <w:jc w:val="both"/>
+        <w:rPr>
+          <w:rFonts w:ascii="Calibri" w:hAnsi="Calibri" w:cs="Calibri"/>
+          <w:sz w:val="20"/>
+          <w:szCs w:val="20"/>
+        </w:rPr>
+      </w:pPr>
+      <w:r>
+        <w:rPr>
+          <w:rFonts w:ascii="Calibri" w:hAnsi="Calibri" w:cs="Calibri"/>
+          <w:sz w:val="20"/>
+          <w:szCs w:val="20"/>
+        </w:rPr>
+        <w:t xml:space="preserve">Se deberá comprobar la creación de cuentas, el inicio y cierre de sesión, la seguridad de la API, el acceso desde distintos computadores y el comportamiento ante una pérdida de conexión.</w:t>
+      </w:r>
+    </w:p>
+    <w:p>
+      <w:pPr>
+        <w:keepNext/>
+        <w:jc w:val="both"/>
+        <w:rPr>
+          <w:rFonts w:ascii="Calibri" w:hAnsi="Calibri" w:cs="Calibri"/>
+          <w:sz w:val="20"/>
+          <w:szCs w:val="20"/>
+        </w:rPr>
+      </w:pPr>
+      <w:r>
+        <w:rPr>
+          <w:rFonts w:ascii="Calibri" w:hAnsi="Calibri" w:cs="Calibri"/>
+          <w:b/>
+          <w:bCs/>
+          <w:sz w:val="20"/>
+          <w:szCs w:val="20"/>
+        </w:rPr>
+        <w:t xml:space="preserve">Resultado esperado</w:t>
+      </w:r>
+    </w:p>
+    <w:p>
+      <w:pPr>
+        <w:jc w:val="both"/>
+        <w:rPr>
+          <w:rFonts w:ascii="Calibri" w:hAnsi="Calibri" w:cs="Calibri"/>
+          <w:sz w:val="20"/>
+          <w:szCs w:val="20"/>
+        </w:rPr>
+      </w:pPr>
+      <w:r>
+        <w:rPr>
+          <w:rFonts w:ascii="Calibri" w:hAnsi="Calibri" w:cs="Calibri"/>
+          <w:sz w:val="20"/>
+          <w:szCs w:val="20"/>
+        </w:rPr>
+        <w:t xml:space="preserve">Se verificará que el servidor de ErgoSense funcione de forma segura y que el usuario pueda acceder a su información desde cualquier computador.</w:t>
+      </w:r>
+    </w:p>
+    <w:p>
+      <w:pPr>
+        <w:keepNext/>
+        <w:jc w:val="both"/>
+        <w:rPr>
+          <w:rFonts w:ascii="Calibri" w:hAnsi="Calibri" w:cs="Calibri"/>
+          <w:sz w:val="20"/>
+          <w:szCs w:val="20"/>
+        </w:rPr>
+      </w:pPr>
+      <w:r>
+        <w:rPr>
+          <w:rFonts w:ascii="Calibri" w:hAnsi="Calibri" w:cs="Calibri"/>
+          <w:b/>
+          <w:bCs/>
+          <w:sz w:val="20"/>
+          <w:szCs w:val="20"/>
+        </w:rPr>
+        <w:t xml:space="preserve">Criterios de aceptación</w:t>
+      </w:r>
+    </w:p>
+    <w:p>
+      <w:pPr>
+        <w:numPr>
+          <w:ilvl w:val="0"/>
+          <w:numId w:val="1"/>
+        </w:numPr>
+        <w:jc w:val="both"/>
+        <w:rPr>
+          <w:rFonts w:ascii="Calibri" w:hAnsi="Calibri" w:cs="Calibri"/>
+          <w:sz w:val="20"/>
+          <w:szCs w:val="20"/>
+        </w:rPr>
+      </w:pPr>
+      <w:r>
+        <w:rPr>
+          <w:rFonts w:ascii="Calibri" w:hAnsi="Calibri" w:cs="Calibri"/>
+          <w:sz w:val="20"/>
+          <w:szCs w:val="20"/>
+        </w:rPr>
+        <w:t xml:space="preserve">Una configuración o macro creada en un computador está disponible en otro al iniciar sesión con la misma cuenta.</w:t>
+      </w:r>
+    </w:p>
+    <w:p>
+      <w:pPr>
+        <w:numPr>
+          <w:ilvl w:val="0"/>
+          <w:numId w:val="1"/>
+        </w:numPr>
+        <w:jc w:val="both"/>
+        <w:rPr>
+          <w:rFonts w:ascii="Calibri" w:hAnsi="Calibri" w:cs="Calibri"/>
+          <w:sz w:val="20"/>
+          <w:szCs w:val="20"/>
+        </w:rPr>
+      </w:pPr>
+      <w:r>
+        <w:rPr>
+          <w:rFonts w:ascii="Calibri" w:hAnsi="Calibri" w:cs="Calibri"/>
+          <w:sz w:val="20"/>
+          <w:szCs w:val="20"/>
+        </w:rPr>
+        <w:t xml:space="preserve">La API rechaza las solicitudes sin token, con token vencido o que intenten acceder a datos de otra cuenta.</w:t>
+      </w:r>
+    </w:p>
+    <w:p>
+      <w:pPr>
+        <w:numPr>
+          <w:ilvl w:val="0"/>
+          <w:numId w:val="1"/>
+        </w:numPr>
+        <w:jc w:val="both"/>
+        <w:rPr>
+          <w:rFonts w:ascii="Calibri" w:hAnsi="Calibri" w:cs="Calibri"/>
+          <w:sz w:val="20"/>
+          <w:szCs w:val="20"/>
+        </w:rPr>
+      </w:pPr>
+      <w:r>
+        <w:rPr>
+          <w:rFonts w:ascii="Calibri" w:hAnsi="Calibri" w:cs="Calibri"/>
+          <w:sz w:val="20"/>
+          <w:szCs w:val="20"/>
+        </w:rPr>
+        <w:t xml:space="preserve">Las contraseñas se almacenan solo como hash en la base de datos.</w:t>
+      </w:r>
+    </w:p>
+    <w:p>
+      <w:pPr>
+        <w:numPr>
+          <w:ilvl w:val="0"/>
+          <w:numId w:val="1"/>
+        </w:numPr>
+        <w:jc w:val="both"/>
+        <w:rPr>
+          <w:rFonts w:ascii="Calibri" w:hAnsi="Calibri" w:cs="Calibri"/>
+          <w:sz w:val="20"/>
+          <w:szCs w:val="20"/>
+        </w:rPr>
+      </w:pPr>
+      <w:r>
+        <w:rPr>
+          <w:rFonts w:ascii="Calibri" w:hAnsi="Calibri" w:cs="Calibri"/>
+          <w:sz w:val="20"/>
+          <w:szCs w:val="20"/>
+        </w:rPr>
+        <w:t xml:space="preserve">Ante una pérdida de conexión, la aplicación sigue funcionando y envía los registros pendientes al recuperarla.</w:t>
+      </w:r>
+    </w:p>
+    <w:p>
+      <w:pPr>
+        <w:numPr>
+          <w:ilvl w:val="0"/>
+          <w:numId w:val="1"/>
+        </w:numPr>
+        <w:jc w:val="both"/>
+        <w:rPr>
+          <w:rFonts w:ascii="Calibri" w:hAnsi="Calibri" w:cs="Calibri"/>
+          <w:sz w:val="20"/>
+          <w:szCs w:val="20"/>
+        </w:rPr>
+      </w:pPr>
+      <w:r>
+        <w:rPr>
+          <w:rFonts w:ascii="Calibri" w:hAnsi="Calibri" w:cs="Calibri"/>
+          <w:sz w:val="20"/>
+          <w:szCs w:val="20"/>
+        </w:rPr>
+        <w:t xml:space="preserve">El servidor se levanta mediante Docker en un equipo distinto al de desarrollo.</w:t>
       </w:r>
     </w:p>
     <w:p>
@@ -7824,7 +7107,7 @@
                 <w:sz w:val="20"/>
                 <w:szCs w:val="20"/>
               </w:rPr>
-              <w:t>PB-25–PB-29, PB-46, PB-47</w:t>
+              <w:t xml:space="preserve">PB-25–PB-29, PB-46, PB-47, PB-51</w:t>
             </w:r>
           </w:p>
         </w:tc>
@@ -9001,7 +8284,7 @@
                 <w:sz w:val="20"/>
                 <w:szCs w:val="20"/>
               </w:rPr>
-              <w:t>SB06-T18</w:t>
+              <w:t xml:space="preserve">SB06-T18</w:t>
             </w:r>
           </w:p>
         </w:tc>
@@ -9024,7 +8307,7 @@
                 <w:sz w:val="20"/>
                 <w:szCs w:val="20"/>
               </w:rPr>
-              <w:t>PB-46</w:t>
+              <w:t xml:space="preserve">PB-46</w:t>
             </w:r>
           </w:p>
         </w:tc>
@@ -9047,7 +8330,7 @@
                 <w:sz w:val="20"/>
                 <w:szCs w:val="20"/>
               </w:rPr>
-              <w:t>Probar persistencia tras reinicio</w:t>
+              <w:t xml:space="preserve">Probar persistencia tras reinicio</w:t>
             </w:r>
           </w:p>
         </w:tc>
@@ -9070,7 +8353,7 @@
                 <w:sz w:val="20"/>
                 <w:szCs w:val="20"/>
               </w:rPr>
-              <w:t>Comprobar que perfil, configuración, sesiones, pausas, macros y aplicaciones se conserven.</w:t>
+              <w:t xml:space="preserve">Comprobar que cuenta, configuración, sesiones, pausas, macros y aplicaciones se conserven.</w:t>
             </w:r>
           </w:p>
         </w:tc>
@@ -9093,7 +8376,7 @@
                 <w:sz w:val="20"/>
                 <w:szCs w:val="20"/>
               </w:rPr>
-              <w:t>Alta</w:t>
+              <w:t xml:space="preserve">Alta</w:t>
             </w:r>
           </w:p>
         </w:tc>
@@ -9310,7 +8593,7 @@
                 <w:sz w:val="20"/>
                 <w:szCs w:val="20"/>
               </w:rPr>
-              <w:t>Comprobar el registro con 15 minutos de inactividad y con un valor modificado.</w:t>
+              <w:t xml:space="preserve">Comprobar el registro con 10 minutos de inactividad y con un valor modificado.</w:t>
             </w:r>
           </w:p>
         </w:tc>
@@ -9721,7 +9004,7 @@
                 <w:sz w:val="20"/>
                 <w:szCs w:val="20"/>
               </w:rPr>
-              <w:t>SB06-T24</w:t>
+              <w:t xml:space="preserve">SB06-T24</w:t>
             </w:r>
           </w:p>
         </w:tc>
@@ -9744,7 +9027,7 @@
                 <w:sz w:val="20"/>
                 <w:szCs w:val="20"/>
               </w:rPr>
-              <w:t>PB-30</w:t>
+              <w:t xml:space="preserve">PB-51</w:t>
             </w:r>
           </w:p>
         </w:tc>
@@ -9767,7 +9050,7 @@
                 <w:sz w:val="20"/>
                 <w:szCs w:val="20"/>
               </w:rPr>
-              <w:t>Registrar y priorizar errores</w:t>
+              <w:t xml:space="preserve">Probar acceso desde dos computadores</w:t>
             </w:r>
           </w:p>
         </w:tc>
@@ -9790,7 +9073,7 @@
                 <w:sz w:val="20"/>
                 <w:szCs w:val="20"/>
               </w:rPr>
-              <w:t>Documentar los errores detectados y ordenarlos según su impacto.</w:t>
+              <w:t xml:space="preserve">Crear configuración y macros en un computador y comprobar que estén disponibles en otro al iniciar sesión.</w:t>
             </w:r>
           </w:p>
         </w:tc>
@@ -9813,7 +9096,7 @@
                 <w:sz w:val="20"/>
                 <w:szCs w:val="20"/>
               </w:rPr>
-              <w:t>Alta</w:t>
+              <w:t xml:space="preserve">Alta</w:t>
             </w:r>
           </w:p>
         </w:tc>
@@ -9841,7 +9124,7 @@
                 <w:sz w:val="20"/>
                 <w:szCs w:val="20"/>
               </w:rPr>
-              <w:t>SB06-T25</w:t>
+              <w:t xml:space="preserve">SB06-T25</w:t>
             </w:r>
           </w:p>
         </w:tc>
@@ -9864,7 +9147,7 @@
                 <w:sz w:val="20"/>
                 <w:szCs w:val="20"/>
               </w:rPr>
-              <w:t>PB-30</w:t>
+              <w:t xml:space="preserve">PB-51</w:t>
             </w:r>
           </w:p>
         </w:tc>
@@ -9887,7 +9170,7 @@
                 <w:sz w:val="20"/>
                 <w:szCs w:val="20"/>
               </w:rPr>
-              <w:t>Corregir errores</w:t>
+              <w:t xml:space="preserve">Probar seguridad de la API</w:t>
             </w:r>
           </w:p>
         </w:tc>
@@ -9910,7 +9193,7 @@
                 <w:sz w:val="20"/>
                 <w:szCs w:val="20"/>
               </w:rPr>
-              <w:t>Resolver los errores priorizados.</w:t>
+              <w:t xml:space="preserve">Comprobar el rechazo de solicitudes sin token, con token vencido o hacia datos de otra cuenta, y el almacenamiento de contraseñas como hash.</w:t>
             </w:r>
           </w:p>
         </w:tc>
@@ -9933,7 +9216,7 @@
                 <w:sz w:val="20"/>
                 <w:szCs w:val="20"/>
               </w:rPr>
-              <w:t>Alta</w:t>
+              <w:t xml:space="preserve">Alta</w:t>
             </w:r>
           </w:p>
         </w:tc>
@@ -9961,7 +9244,7 @@
                 <w:sz w:val="20"/>
                 <w:szCs w:val="20"/>
               </w:rPr>
-              <w:t>SB06-T26</w:t>
+              <w:t xml:space="preserve">SB06-T26</w:t>
             </w:r>
           </w:p>
         </w:tc>
@@ -9984,7 +9267,7 @@
                 <w:sz w:val="20"/>
                 <w:szCs w:val="20"/>
               </w:rPr>
-              <w:t>PB-30</w:t>
+              <w:t xml:space="preserve">PB-51</w:t>
             </w:r>
           </w:p>
         </w:tc>
@@ -10007,7 +9290,7 @@
                 <w:sz w:val="20"/>
                 <w:szCs w:val="20"/>
               </w:rPr>
-              <w:t>Verificar correcciones</w:t>
+              <w:t xml:space="preserve">Probar pérdida de conexión</w:t>
             </w:r>
           </w:p>
         </w:tc>
@@ -10030,7 +9313,7 @@
                 <w:sz w:val="20"/>
                 <w:szCs w:val="20"/>
               </w:rPr>
-              <w:t>Repetir las pruebas relacionadas con cada corrección.</w:t>
+              <w:t xml:space="preserve">Interrumpir la conexión durante el uso y comprobar el envío de los registros pendientes al recuperarla.</w:t>
             </w:r>
           </w:p>
         </w:tc>
@@ -10053,7 +9336,7 @@
                 <w:sz w:val="20"/>
                 <w:szCs w:val="20"/>
               </w:rPr>
-              <w:t>Alta</w:t>
+              <w:t xml:space="preserve">Alta</w:t>
             </w:r>
           </w:p>
         </w:tc>
@@ -10081,7 +9364,7 @@
                 <w:sz w:val="20"/>
                 <w:szCs w:val="20"/>
               </w:rPr>
-              <w:t>SB06-T27</w:t>
+              <w:t xml:space="preserve">SB06-T27</w:t>
             </w:r>
           </w:p>
         </w:tc>
@@ -10104,7 +9387,7 @@
                 <w:sz w:val="20"/>
                 <w:szCs w:val="20"/>
               </w:rPr>
-              <w:t>PB-31</w:t>
+              <w:t xml:space="preserve">PB-51</w:t>
             </w:r>
           </w:p>
         </w:tc>
@@ -10127,7 +9410,7 @@
                 <w:sz w:val="20"/>
                 <w:szCs w:val="20"/>
               </w:rPr>
-              <w:t>Realizar pruebas prolongadas</w:t>
+              <w:t xml:space="preserve">Probar despliegue del servidor</w:t>
             </w:r>
           </w:p>
         </w:tc>
@@ -10150,7 +9433,7 @@
                 <w:sz w:val="20"/>
                 <w:szCs w:val="20"/>
               </w:rPr>
-              <w:t>Ejecutar la aplicación durante períodos prolongados con todos los módulos activos.</w:t>
+              <w:t xml:space="preserve">Levantar el servidor mediante Docker en un equipo distinto al de desarrollo.</w:t>
             </w:r>
           </w:p>
         </w:tc>
@@ -10173,7 +9456,7 @@
                 <w:sz w:val="20"/>
                 <w:szCs w:val="20"/>
               </w:rPr>
-              <w:t>Alta</w:t>
+              <w:t xml:space="preserve">Alta</w:t>
             </w:r>
           </w:p>
         </w:tc>
@@ -10201,7 +9484,7 @@
                 <w:sz w:val="20"/>
                 <w:szCs w:val="20"/>
               </w:rPr>
-              <w:t>SB06-T28</w:t>
+              <w:t xml:space="preserve">SB06-T28</w:t>
             </w:r>
           </w:p>
         </w:tc>
@@ -10224,7 +9507,7 @@
                 <w:sz w:val="20"/>
                 <w:szCs w:val="20"/>
               </w:rPr>
-              <w:t>PB-31</w:t>
+              <w:t xml:space="preserve">PB-30</w:t>
             </w:r>
           </w:p>
         </w:tc>
@@ -10247,7 +9530,7 @@
                 <w:sz w:val="20"/>
                 <w:szCs w:val="20"/>
               </w:rPr>
-              <w:t>Ajustar estabilidad</w:t>
+              <w:t xml:space="preserve">Registrar y priorizar errores</w:t>
             </w:r>
           </w:p>
         </w:tc>
@@ -10270,7 +9553,7 @@
                 <w:sz w:val="20"/>
                 <w:szCs w:val="20"/>
               </w:rPr>
-              <w:t>Corregir los problemas de estabilidad detectados en las pruebas prolongadas.</w:t>
+              <w:t xml:space="preserve">Documentar los errores detectados y ordenarlos según su impacto.</w:t>
             </w:r>
           </w:p>
         </w:tc>
@@ -10293,7 +9576,7 @@
                 <w:sz w:val="20"/>
                 <w:szCs w:val="20"/>
               </w:rPr>
-              <w:t>Alta</w:t>
+              <w:t xml:space="preserve">Alta</w:t>
             </w:r>
           </w:p>
         </w:tc>
@@ -10321,7 +9604,7 @@
                 <w:sz w:val="20"/>
                 <w:szCs w:val="20"/>
               </w:rPr>
-              <w:t>SB06-T29</w:t>
+              <w:t xml:space="preserve">SB06-T29</w:t>
             </w:r>
           </w:p>
         </w:tc>
@@ -10344,7 +9627,7 @@
                 <w:sz w:val="20"/>
                 <w:szCs w:val="20"/>
               </w:rPr>
-              <w:t>PB-25–PB-29, PB-46, PB-47</w:t>
+              <w:t xml:space="preserve">PB-30</w:t>
             </w:r>
           </w:p>
         </w:tc>
@@ -10367,7 +9650,7 @@
                 <w:sz w:val="20"/>
                 <w:szCs w:val="20"/>
               </w:rPr>
-              <w:t>Documentar resultados de pruebas</w:t>
+              <w:t xml:space="preserve">Corregir errores</w:t>
             </w:r>
           </w:p>
         </w:tc>
@@ -10390,7 +9673,7 @@
                 <w:sz w:val="20"/>
                 <w:szCs w:val="20"/>
               </w:rPr>
-              <w:t>Registrar los resultados obtenidos y el estado final de cada funcionalidad.</w:t>
+              <w:t xml:space="preserve">Resolver los errores priorizados.</w:t>
             </w:r>
           </w:p>
         </w:tc>
@@ -10413,7 +9696,7 @@
                 <w:sz w:val="20"/>
                 <w:szCs w:val="20"/>
               </w:rPr>
-              <w:t>Alta</w:t>
+              <w:t xml:space="preserve">Alta</w:t>
             </w:r>
           </w:p>
         </w:tc>
@@ -10441,7 +9724,7 @@
                 <w:sz w:val="20"/>
                 <w:szCs w:val="20"/>
               </w:rPr>
-              <w:t>SB06-T30</w:t>
+              <w:t xml:space="preserve">SB06-T30</w:t>
             </w:r>
           </w:p>
         </w:tc>
@@ -10464,7 +9747,7 @@
                 <w:sz w:val="20"/>
                 <w:szCs w:val="20"/>
               </w:rPr>
-              <w:t>PB-21–PB-31, PB-46, PB-47</w:t>
+              <w:t xml:space="preserve">PB-30</w:t>
             </w:r>
           </w:p>
         </w:tc>
@@ -10487,7 +9770,7 @@
                 <w:sz w:val="20"/>
                 <w:szCs w:val="20"/>
               </w:rPr>
-              <w:t>Validar incremento final</w:t>
+              <w:t xml:space="preserve">Verificar correcciones</w:t>
             </w:r>
           </w:p>
         </w:tc>
@@ -10510,7 +9793,7 @@
                 <w:sz w:val="20"/>
                 <w:szCs w:val="20"/>
               </w:rPr>
-              <w:t>Comprobar que el incremento cumpla el Sprint Goal y los criterios de aceptación.</w:t>
+              <w:t xml:space="preserve">Repetir las pruebas relacionadas con cada corrección.</w:t>
             </w:r>
           </w:p>
         </w:tc>
@@ -10533,7 +9816,487 @@
                 <w:sz w:val="20"/>
                 <w:szCs w:val="20"/>
               </w:rPr>
-              <w:t>Alta</w:t>
+              <w:t xml:space="preserve">Alta</w:t>
+            </w:r>
+          </w:p>
+        </w:tc>
+      </w:tr>
+      <w:tr>
+        <w:trPr>
+          <w:cantSplit/>
+        </w:trPr>
+        <w:tc>
+          <w:tcPr>
+            <w:tcW w:w="1050" w:type="dxa"/>
+          </w:tcPr>
+          <w:p>
+            <w:pPr>
+              <w:spacing w:after="40"/>
+              <w:rPr>
+                <w:rFonts w:ascii="Calibri" w:hAnsi="Calibri" w:cs="Calibri"/>
+                <w:sz w:val="20"/>
+                <w:szCs w:val="20"/>
+              </w:rPr>
+            </w:pPr>
+            <w:r>
+              <w:rPr>
+                <w:rFonts w:ascii="Calibri" w:hAnsi="Calibri" w:cs="Calibri"/>
+                <w:sz w:val="20"/>
+                <w:szCs w:val="20"/>
+              </w:rPr>
+              <w:t xml:space="preserve">SB06-T31</w:t>
+            </w:r>
+          </w:p>
+        </w:tc>
+        <w:tc>
+          <w:tcPr>
+            <w:tcW w:w="1250" w:type="dxa"/>
+          </w:tcPr>
+          <w:p>
+            <w:pPr>
+              <w:spacing w:after="40"/>
+              <w:rPr>
+                <w:rFonts w:ascii="Calibri" w:hAnsi="Calibri" w:cs="Calibri"/>
+                <w:sz w:val="20"/>
+                <w:szCs w:val="20"/>
+              </w:rPr>
+            </w:pPr>
+            <w:r>
+              <w:rPr>
+                <w:rFonts w:ascii="Calibri" w:hAnsi="Calibri" w:cs="Calibri"/>
+                <w:sz w:val="20"/>
+                <w:szCs w:val="20"/>
+              </w:rPr>
+              <w:t xml:space="preserve">PB-31</w:t>
+            </w:r>
+          </w:p>
+        </w:tc>
+        <w:tc>
+          <w:tcPr>
+            <w:tcW w:w="2200" w:type="dxa"/>
+          </w:tcPr>
+          <w:p>
+            <w:pPr>
+              <w:spacing w:after="40"/>
+              <w:rPr>
+                <w:rFonts w:ascii="Calibri" w:hAnsi="Calibri" w:cs="Calibri"/>
+                <w:sz w:val="20"/>
+                <w:szCs w:val="20"/>
+              </w:rPr>
+            </w:pPr>
+            <w:r>
+              <w:rPr>
+                <w:rFonts w:ascii="Calibri" w:hAnsi="Calibri" w:cs="Calibri"/>
+                <w:sz w:val="20"/>
+                <w:szCs w:val="20"/>
+              </w:rPr>
+              <w:t xml:space="preserve">Realizar pruebas prolongadas</w:t>
+            </w:r>
+          </w:p>
+        </w:tc>
+        <w:tc>
+          <w:tcPr>
+            <w:tcW w:w="3238" w:type="dxa"/>
+          </w:tcPr>
+          <w:p>
+            <w:pPr>
+              <w:spacing w:after="40"/>
+              <w:rPr>
+                <w:rFonts w:ascii="Calibri" w:hAnsi="Calibri" w:cs="Calibri"/>
+                <w:sz w:val="20"/>
+                <w:szCs w:val="20"/>
+              </w:rPr>
+            </w:pPr>
+            <w:r>
+              <w:rPr>
+                <w:rFonts w:ascii="Calibri" w:hAnsi="Calibri" w:cs="Calibri"/>
+                <w:sz w:val="20"/>
+                <w:szCs w:val="20"/>
+              </w:rPr>
+              <w:t xml:space="preserve">Ejecutar la aplicación durante períodos prolongados con todos los módulos activos.</w:t>
+            </w:r>
+          </w:p>
+        </w:tc>
+        <w:tc>
+          <w:tcPr>
+            <w:tcW w:w="1100" w:type="dxa"/>
+          </w:tcPr>
+          <w:p>
+            <w:pPr>
+              <w:spacing w:after="40"/>
+              <w:rPr>
+                <w:rFonts w:ascii="Calibri" w:hAnsi="Calibri" w:cs="Calibri"/>
+                <w:sz w:val="20"/>
+                <w:szCs w:val="20"/>
+              </w:rPr>
+            </w:pPr>
+            <w:r>
+              <w:rPr>
+                <w:rFonts w:ascii="Calibri" w:hAnsi="Calibri" w:cs="Calibri"/>
+                <w:sz w:val="20"/>
+                <w:szCs w:val="20"/>
+              </w:rPr>
+              <w:t xml:space="preserve">Alta</w:t>
+            </w:r>
+          </w:p>
+        </w:tc>
+      </w:tr>
+      <w:tr>
+        <w:trPr>
+          <w:cantSplit/>
+        </w:trPr>
+        <w:tc>
+          <w:tcPr>
+            <w:tcW w:w="1050" w:type="dxa"/>
+          </w:tcPr>
+          <w:p>
+            <w:pPr>
+              <w:spacing w:after="40"/>
+              <w:rPr>
+                <w:rFonts w:ascii="Calibri" w:hAnsi="Calibri" w:cs="Calibri"/>
+                <w:sz w:val="20"/>
+                <w:szCs w:val="20"/>
+              </w:rPr>
+            </w:pPr>
+            <w:r>
+              <w:rPr>
+                <w:rFonts w:ascii="Calibri" w:hAnsi="Calibri" w:cs="Calibri"/>
+                <w:sz w:val="20"/>
+                <w:szCs w:val="20"/>
+              </w:rPr>
+              <w:t xml:space="preserve">SB06-T32</w:t>
+            </w:r>
+          </w:p>
+        </w:tc>
+        <w:tc>
+          <w:tcPr>
+            <w:tcW w:w="1250" w:type="dxa"/>
+          </w:tcPr>
+          <w:p>
+            <w:pPr>
+              <w:spacing w:after="40"/>
+              <w:rPr>
+                <w:rFonts w:ascii="Calibri" w:hAnsi="Calibri" w:cs="Calibri"/>
+                <w:sz w:val="20"/>
+                <w:szCs w:val="20"/>
+              </w:rPr>
+            </w:pPr>
+            <w:r>
+              <w:rPr>
+                <w:rFonts w:ascii="Calibri" w:hAnsi="Calibri" w:cs="Calibri"/>
+                <w:sz w:val="20"/>
+                <w:szCs w:val="20"/>
+              </w:rPr>
+              <w:t xml:space="preserve">PB-31</w:t>
+            </w:r>
+          </w:p>
+        </w:tc>
+        <w:tc>
+          <w:tcPr>
+            <w:tcW w:w="2200" w:type="dxa"/>
+          </w:tcPr>
+          <w:p>
+            <w:pPr>
+              <w:spacing w:after="40"/>
+              <w:rPr>
+                <w:rFonts w:ascii="Calibri" w:hAnsi="Calibri" w:cs="Calibri"/>
+                <w:sz w:val="20"/>
+                <w:szCs w:val="20"/>
+              </w:rPr>
+            </w:pPr>
+            <w:r>
+              <w:rPr>
+                <w:rFonts w:ascii="Calibri" w:hAnsi="Calibri" w:cs="Calibri"/>
+                <w:sz w:val="20"/>
+                <w:szCs w:val="20"/>
+              </w:rPr>
+              <w:t xml:space="preserve">Ajustar estabilidad</w:t>
+            </w:r>
+          </w:p>
+        </w:tc>
+        <w:tc>
+          <w:tcPr>
+            <w:tcW w:w="3238" w:type="dxa"/>
+          </w:tcPr>
+          <w:p>
+            <w:pPr>
+              <w:spacing w:after="40"/>
+              <w:rPr>
+                <w:rFonts w:ascii="Calibri" w:hAnsi="Calibri" w:cs="Calibri"/>
+                <w:sz w:val="20"/>
+                <w:szCs w:val="20"/>
+              </w:rPr>
+            </w:pPr>
+            <w:r>
+              <w:rPr>
+                <w:rFonts w:ascii="Calibri" w:hAnsi="Calibri" w:cs="Calibri"/>
+                <w:sz w:val="20"/>
+                <w:szCs w:val="20"/>
+              </w:rPr>
+              <w:t xml:space="preserve">Corregir los problemas de estabilidad detectados en las pruebas prolongadas.</w:t>
+            </w:r>
+          </w:p>
+        </w:tc>
+        <w:tc>
+          <w:tcPr>
+            <w:tcW w:w="1100" w:type="dxa"/>
+          </w:tcPr>
+          <w:p>
+            <w:pPr>
+              <w:spacing w:after="40"/>
+              <w:rPr>
+                <w:rFonts w:ascii="Calibri" w:hAnsi="Calibri" w:cs="Calibri"/>
+                <w:sz w:val="20"/>
+                <w:szCs w:val="20"/>
+              </w:rPr>
+            </w:pPr>
+            <w:r>
+              <w:rPr>
+                <w:rFonts w:ascii="Calibri" w:hAnsi="Calibri" w:cs="Calibri"/>
+                <w:sz w:val="20"/>
+                <w:szCs w:val="20"/>
+              </w:rPr>
+              <w:t xml:space="preserve">Alta</w:t>
+            </w:r>
+          </w:p>
+        </w:tc>
+      </w:tr>
+      <w:tr>
+        <w:trPr>
+          <w:cantSplit/>
+        </w:trPr>
+        <w:tc>
+          <w:tcPr>
+            <w:tcW w:w="1050" w:type="dxa"/>
+          </w:tcPr>
+          <w:p>
+            <w:pPr>
+              <w:spacing w:after="40"/>
+              <w:rPr>
+                <w:rFonts w:ascii="Calibri" w:hAnsi="Calibri" w:cs="Calibri"/>
+                <w:sz w:val="20"/>
+                <w:szCs w:val="20"/>
+              </w:rPr>
+            </w:pPr>
+            <w:r>
+              <w:rPr>
+                <w:rFonts w:ascii="Calibri" w:hAnsi="Calibri" w:cs="Calibri"/>
+                <w:sz w:val="20"/>
+                <w:szCs w:val="20"/>
+              </w:rPr>
+              <w:t xml:space="preserve">SB06-T33</w:t>
+            </w:r>
+          </w:p>
+        </w:tc>
+        <w:tc>
+          <w:tcPr>
+            <w:tcW w:w="1250" w:type="dxa"/>
+          </w:tcPr>
+          <w:p>
+            <w:pPr>
+              <w:spacing w:after="40"/>
+              <w:rPr>
+                <w:rFonts w:ascii="Calibri" w:hAnsi="Calibri" w:cs="Calibri"/>
+                <w:sz w:val="20"/>
+                <w:szCs w:val="20"/>
+              </w:rPr>
+            </w:pPr>
+            <w:r>
+              <w:rPr>
+                <w:rFonts w:ascii="Calibri" w:hAnsi="Calibri" w:cs="Calibri"/>
+                <w:sz w:val="20"/>
+                <w:szCs w:val="20"/>
+              </w:rPr>
+              <w:t xml:space="preserve">PB-25–PB-29, PB-46, PB-47, PB-51</w:t>
+            </w:r>
+          </w:p>
+        </w:tc>
+        <w:tc>
+          <w:tcPr>
+            <w:tcW w:w="2200" w:type="dxa"/>
+          </w:tcPr>
+          <w:p>
+            <w:pPr>
+              <w:spacing w:after="40"/>
+              <w:rPr>
+                <w:rFonts w:ascii="Calibri" w:hAnsi="Calibri" w:cs="Calibri"/>
+                <w:sz w:val="20"/>
+                <w:szCs w:val="20"/>
+              </w:rPr>
+            </w:pPr>
+            <w:r>
+              <w:rPr>
+                <w:rFonts w:ascii="Calibri" w:hAnsi="Calibri" w:cs="Calibri"/>
+                <w:sz w:val="20"/>
+                <w:szCs w:val="20"/>
+              </w:rPr>
+              <w:t xml:space="preserve">Documentar resultados de pruebas</w:t>
+            </w:r>
+          </w:p>
+        </w:tc>
+        <w:tc>
+          <w:tcPr>
+            <w:tcW w:w="3238" w:type="dxa"/>
+          </w:tcPr>
+          <w:p>
+            <w:pPr>
+              <w:spacing w:after="40"/>
+              <w:rPr>
+                <w:rFonts w:ascii="Calibri" w:hAnsi="Calibri" w:cs="Calibri"/>
+                <w:sz w:val="20"/>
+                <w:szCs w:val="20"/>
+              </w:rPr>
+            </w:pPr>
+            <w:r>
+              <w:rPr>
+                <w:rFonts w:ascii="Calibri" w:hAnsi="Calibri" w:cs="Calibri"/>
+                <w:sz w:val="20"/>
+                <w:szCs w:val="20"/>
+              </w:rPr>
+              <w:t xml:space="preserve">Registrar los resultados obtenidos y el estado final de cada funcionalidad.</w:t>
+            </w:r>
+          </w:p>
+        </w:tc>
+        <w:tc>
+          <w:tcPr>
+            <w:tcW w:w="1100" w:type="dxa"/>
+          </w:tcPr>
+          <w:p>
+            <w:pPr>
+              <w:spacing w:after="40"/>
+              <w:rPr>
+                <w:rFonts w:ascii="Calibri" w:hAnsi="Calibri" w:cs="Calibri"/>
+                <w:sz w:val="20"/>
+                <w:szCs w:val="20"/>
+              </w:rPr>
+            </w:pPr>
+            <w:r>
+              <w:rPr>
+                <w:rFonts w:ascii="Calibri" w:hAnsi="Calibri" w:cs="Calibri"/>
+                <w:sz w:val="20"/>
+                <w:szCs w:val="20"/>
+              </w:rPr>
+              <w:t xml:space="preserve">Alta</w:t>
+            </w:r>
+          </w:p>
+        </w:tc>
+      </w:tr>
+      <w:tr>
+        <w:trPr>
+          <w:cantSplit/>
+        </w:trPr>
+        <w:tc>
+          <w:tcPr>
+            <w:tcW w:w="1050" w:type="dxa"/>
+          </w:tcPr>
+          <w:p>
+            <w:pPr>
+              <w:spacing w:after="40"/>
+              <w:rPr>
+                <w:rFonts w:ascii="Calibri" w:hAnsi="Calibri" w:cs="Calibri"/>
+                <w:sz w:val="20"/>
+                <w:szCs w:val="20"/>
+              </w:rPr>
+            </w:pPr>
+            <w:r>
+              <w:rPr>
+                <w:rFonts w:ascii="Calibri" w:hAnsi="Calibri" w:cs="Calibri"/>
+                <w:sz w:val="20"/>
+                <w:szCs w:val="20"/>
+              </w:rPr>
+              <w:t xml:space="preserve">SB06-T34</w:t>
+            </w:r>
+          </w:p>
+        </w:tc>
+        <w:tc>
+          <w:tcPr>
+            <w:tcW w:w="1250" w:type="dxa"/>
+          </w:tcPr>
+          <w:p>
+            <w:pPr>
+              <w:spacing w:after="40"/>
+              <w:rPr>
+                <w:rFonts w:ascii="Calibri" w:hAnsi="Calibri" w:cs="Calibri"/>
+                <w:sz w:val="20"/>
+                <w:szCs w:val="20"/>
+              </w:rPr>
+            </w:pPr>
+            <w:r>
+              <w:rPr>
+                <w:rFonts w:ascii="Calibri" w:hAnsi="Calibri" w:cs="Calibri"/>
+                <w:sz w:val="20"/>
+                <w:szCs w:val="20"/>
+              </w:rPr>
+              <w:t xml:space="preserve">PB-21–PB-31, PB-46, PB-47, PB-51</w:t>
+            </w:r>
+          </w:p>
+        </w:tc>
+        <w:tc>
+          <w:tcPr>
+            <w:tcW w:w="2200" w:type="dxa"/>
+          </w:tcPr>
+          <w:p>
+            <w:pPr>
+              <w:spacing w:after="40"/>
+              <w:rPr>
+                <w:rFonts w:ascii="Calibri" w:hAnsi="Calibri" w:cs="Calibri"/>
+                <w:sz w:val="20"/>
+                <w:szCs w:val="20"/>
+              </w:rPr>
+            </w:pPr>
+            <w:r>
+              <w:rPr>
+                <w:rFonts w:ascii="Calibri" w:hAnsi="Calibri" w:cs="Calibri"/>
+                <w:sz w:val="20"/>
+                <w:szCs w:val="20"/>
+              </w:rPr>
+              <w:t xml:space="preserve">Validar incremento final</w:t>
+            </w:r>
+          </w:p>
+        </w:tc>
+        <w:tc>
+          <w:tcPr>
+            <w:tcW w:w="3238" w:type="dxa"/>
+          </w:tcPr>
+          <w:p>
+            <w:pPr>
+              <w:spacing w:after="40"/>
+              <w:rPr>
+                <w:rFonts w:ascii="Calibri" w:hAnsi="Calibri" w:cs="Calibri"/>
+                <w:sz w:val="20"/>
+                <w:szCs w:val="20"/>
+              </w:rPr>
+            </w:pPr>
+            <w:r>
+              <w:rPr>
+                <w:rFonts w:ascii="Calibri" w:hAnsi="Calibri" w:cs="Calibri"/>
+                <w:sz w:val="20"/>
+                <w:szCs w:val="20"/>
+              </w:rPr>
+              <w:t xml:space="preserve">Comprobar que el incremento cumpla el Sprint Goal y los criterios de aceptación.</w:t>
+            </w:r>
+          </w:p>
+        </w:tc>
+        <w:tc>
+          <w:tcPr>
+            <w:tcW w:w="1100" w:type="dxa"/>
+          </w:tcPr>
+          <w:p>
+            <w:pPr>
+              <w:spacing w:after="40"/>
+              <w:rPr>
+                <w:rFonts w:ascii="Calibri" w:hAnsi="Calibri" w:cs="Calibri"/>
+                <w:sz w:val="20"/>
+                <w:szCs w:val="20"/>
+              </w:rPr>
+            </w:pPr>
+            <w:r>
+              <w:rPr>
+                <w:rFonts w:ascii="Calibri" w:hAnsi="Calibri" w:cs="Calibri"/>
+                <w:sz w:val="20"/>
+                <w:szCs w:val="20"/>
+              </w:rPr>
+              <w:t xml:space="preserve">Alta</w:t>
             </w:r>
           </w:p>
         </w:tc>
@@ -10620,7 +10383,7 @@
           <w:sz w:val="20"/>
           <w:szCs w:val="20"/>
         </w:rPr>
-        <w:t>Las pruebas de cada módulo (PB-25 a PB-28, PB-46 y PB-47) pueden comenzar en cuanto el módulo esté integrado, mientras que la prueba de integración (PB-29) requiere que la integración esté completa.</w:t>
+        <w:t xml:space="preserve">Las pruebas de cada módulo (PB-25 a PB-28, PB-46, PB-47 y PB-51) pueden comenzar en cuanto el módulo esté integrado, mientras que la prueba de integración (PB-29) requiere que la integración esté completa.</w:t>
       </w:r>
     </w:p>
     <w:p>
@@ -10809,7 +10572,7 @@
           <w:sz w:val="20"/>
           <w:szCs w:val="20"/>
         </w:rPr>
-        <w:t>PB asociados: PB-25 a PB-29, PB-46 y PB-47.</w:t>
+        <w:t xml:space="preserve">PB asociados: PB-25 a PB-29, PB-46, PB-47 y PB-51.</w:t>
       </w:r>
     </w:p>
     <w:p>
@@ -10866,7 +10629,7 @@
           <w:sz w:val="20"/>
           <w:szCs w:val="20"/>
         </w:rPr>
-        <w:t>PB asociados: PB-25, PB-26, PB-27, PB-28, PB-46 y PB-47.</w:t>
+        <w:t xml:space="preserve">PB asociados: PB-25, PB-26, PB-27, PB-28, PB-46, PB-47 y PB-51.</w:t>
       </w:r>
     </w:p>
     <w:p>
@@ -11094,7 +10857,7 @@
           <w:sz w:val="20"/>
           <w:szCs w:val="20"/>
         </w:rPr>
-        <w:t>PB asociados: PB-21 a PB-31, PB-46 y PB-47.</w:t>
+        <w:t xml:space="preserve">PB asociados: PB-21 a PB-31, PB-46, PB-47 y PB-51.</w:t>
       </w:r>
     </w:p>
     <w:p>
@@ -11759,7 +11522,7 @@
                 <w:sz w:val="20"/>
                 <w:szCs w:val="20"/>
               </w:rPr>
-              <w:t>Las pausas se registran con el tiempo configurado, 15 minutos por defecto, sin alterar el aviso.</w:t>
+              <w:t xml:space="preserve">Las pausas se registran con el tiempo configurado, 10 minutos por defecto, y al retomar la actividad el período de aviso se reinicia.</w:t>
             </w:r>
           </w:p>
         </w:tc>
@@ -11861,7 +11624,7 @@
                 <w:sz w:val="20"/>
                 <w:szCs w:val="20"/>
               </w:rPr>
-              <w:t>Corrección de errores</w:t>
+              <w:t xml:space="preserve">Cuentas y servidor</w:t>
             </w:r>
           </w:p>
         </w:tc>
@@ -11884,7 +11647,7 @@
                 <w:sz w:val="20"/>
                 <w:szCs w:val="20"/>
               </w:rPr>
-              <w:t>PB-30</w:t>
+              <w:t xml:space="preserve">PB-51</w:t>
             </w:r>
           </w:p>
         </w:tc>
@@ -11907,7 +11670,7 @@
                 <w:sz w:val="20"/>
                 <w:szCs w:val="20"/>
               </w:rPr>
-              <w:t>Las funcionalidades afectadas vuelven a cumplir sus criterios de aceptación.</w:t>
+              <w:t xml:space="preserve">La información de la cuenta está disponible en otro computador y la API rechaza los accesos no autorizados.</w:t>
             </w:r>
           </w:p>
         </w:tc>
@@ -11935,6 +11698,154 @@
                 <w:sz w:val="20"/>
                 <w:szCs w:val="20"/>
               </w:rPr>
+              <w:t xml:space="preserve">Pérdida de conexión</w:t>
+            </w:r>
+          </w:p>
+        </w:tc>
+        <w:tc>
+          <w:tcPr>
+            <w:tcW w:w="1700" w:type="dxa"/>
+          </w:tcPr>
+          <w:p>
+            <w:pPr>
+              <w:spacing w:after="40"/>
+              <w:rPr>
+                <w:rFonts w:ascii="Calibri" w:hAnsi="Calibri" w:cs="Calibri"/>
+                <w:sz w:val="20"/>
+                <w:szCs w:val="20"/>
+              </w:rPr>
+            </w:pPr>
+            <w:r>
+              <w:rPr>
+                <w:rFonts w:ascii="Calibri" w:hAnsi="Calibri" w:cs="Calibri"/>
+                <w:sz w:val="20"/>
+                <w:szCs w:val="20"/>
+              </w:rPr>
+              <w:t xml:space="preserve">PB-51</w:t>
+            </w:r>
+          </w:p>
+        </w:tc>
+        <w:tc>
+          <w:tcPr>
+            <w:tcW w:w="4838" w:type="dxa"/>
+          </w:tcPr>
+          <w:p>
+            <w:pPr>
+              <w:spacing w:after="40"/>
+              <w:rPr>
+                <w:rFonts w:ascii="Calibri" w:hAnsi="Calibri" w:cs="Calibri"/>
+                <w:sz w:val="20"/>
+                <w:szCs w:val="20"/>
+              </w:rPr>
+            </w:pPr>
+            <w:r>
+              <w:rPr>
+                <w:rFonts w:ascii="Calibri" w:hAnsi="Calibri" w:cs="Calibri"/>
+                <w:sz w:val="20"/>
+                <w:szCs w:val="20"/>
+              </w:rPr>
+              <w:t xml:space="preserve">La aplicación sigue funcionando y envía los registros pendientes al recuperar la conexión.</w:t>
+            </w:r>
+          </w:p>
+        </w:tc>
+      </w:tr>
+      <w:tr>
+        <w:trPr>
+          <w:cantSplit/>
+        </w:trPr>
+        <w:tc>
+          <w:tcPr>
+            <w:tcW w:w="2300" w:type="dxa"/>
+          </w:tcPr>
+          <w:p>
+            <w:pPr>
+              <w:spacing w:after="40"/>
+              <w:rPr>
+                <w:rFonts w:ascii="Calibri" w:hAnsi="Calibri" w:cs="Calibri"/>
+                <w:sz w:val="20"/>
+                <w:szCs w:val="20"/>
+              </w:rPr>
+            </w:pPr>
+            <w:r>
+              <w:rPr>
+                <w:rFonts w:ascii="Calibri" w:hAnsi="Calibri" w:cs="Calibri"/>
+                <w:sz w:val="20"/>
+                <w:szCs w:val="20"/>
+              </w:rPr>
+              <w:t>Corrección de errores</w:t>
+            </w:r>
+          </w:p>
+        </w:tc>
+        <w:tc>
+          <w:tcPr>
+            <w:tcW w:w="1700" w:type="dxa"/>
+          </w:tcPr>
+          <w:p>
+            <w:pPr>
+              <w:spacing w:after="40"/>
+              <w:rPr>
+                <w:rFonts w:ascii="Calibri" w:hAnsi="Calibri" w:cs="Calibri"/>
+                <w:sz w:val="20"/>
+                <w:szCs w:val="20"/>
+              </w:rPr>
+            </w:pPr>
+            <w:r>
+              <w:rPr>
+                <w:rFonts w:ascii="Calibri" w:hAnsi="Calibri" w:cs="Calibri"/>
+                <w:sz w:val="20"/>
+                <w:szCs w:val="20"/>
+              </w:rPr>
+              <w:t>PB-30</w:t>
+            </w:r>
+          </w:p>
+        </w:tc>
+        <w:tc>
+          <w:tcPr>
+            <w:tcW w:w="4838" w:type="dxa"/>
+          </w:tcPr>
+          <w:p>
+            <w:pPr>
+              <w:spacing w:after="40"/>
+              <w:rPr>
+                <w:rFonts w:ascii="Calibri" w:hAnsi="Calibri" w:cs="Calibri"/>
+                <w:sz w:val="20"/>
+                <w:szCs w:val="20"/>
+              </w:rPr>
+            </w:pPr>
+            <w:r>
+              <w:rPr>
+                <w:rFonts w:ascii="Calibri" w:hAnsi="Calibri" w:cs="Calibri"/>
+                <w:sz w:val="20"/>
+                <w:szCs w:val="20"/>
+              </w:rPr>
+              <w:t>Las funcionalidades afectadas vuelven a cumplir sus criterios de aceptación.</w:t>
+            </w:r>
+          </w:p>
+        </w:tc>
+      </w:tr>
+      <w:tr>
+        <w:trPr>
+          <w:cantSplit/>
+        </w:trPr>
+        <w:tc>
+          <w:tcPr>
+            <w:tcW w:w="2300" w:type="dxa"/>
+          </w:tcPr>
+          <w:p>
+            <w:pPr>
+              <w:spacing w:after="40"/>
+              <w:rPr>
+                <w:rFonts w:ascii="Calibri" w:hAnsi="Calibri" w:cs="Calibri"/>
+                <w:sz w:val="20"/>
+                <w:szCs w:val="20"/>
+              </w:rPr>
+            </w:pPr>
+            <w:r>
+              <w:rPr>
+                <w:rFonts w:ascii="Calibri" w:hAnsi="Calibri" w:cs="Calibri"/>
+                <w:sz w:val="20"/>
+                <w:szCs w:val="20"/>
+              </w:rPr>
               <w:t>Uso prolongado</w:t>
             </w:r>
           </w:p>
@@ -12089,7 +12000,7 @@
           <w:sz w:val="20"/>
           <w:szCs w:val="20"/>
         </w:rPr>
-        <w:t>Durante la Sprint Planning se seleccionarán los elementos PB-21 a PB-31, PB-46 y PB-47 y se definirá como Sprint Goal la obtención de un MVP integrado, validado y estable.</w:t>
+        <w:t xml:space="preserve">Durante la Sprint Planning se seleccionarán los elementos PB-21 a PB-31, PB-46, PB-47 y PB-51 y se definirá como Sprint Goal la obtención de un MVP integrado, validado y estable.</w:t>
       </w:r>
     </w:p>
     <w:p>
@@ -12295,127 +12206,7 @@
           <w:sz w:val="20"/>
           <w:szCs w:val="20"/>
         </w:rPr>
-        <w:t>Los resultados de las pruebas y las correcciones realizadas durante el Sprint.</w:t>
-      </w:r>
-    </w:p>
-    <w:p>
-      <w:pPr>
-        <w:jc w:val="both"/>
-        <w:rPr>
-          <w:rFonts w:ascii="Calibri" w:hAnsi="Calibri" w:cs="Calibri"/>
-          <w:sz w:val="20"/>
-          <w:szCs w:val="20"/>
-        </w:rPr>
-      </w:pPr>
-      <w:r>
-        <w:rPr>
-          <w:rFonts w:ascii="Calibri" w:hAnsi="Calibri" w:cs="Calibri"/>
-          <w:sz w:val="20"/>
-          <w:szCs w:val="20"/>
-        </w:rPr>
-        <w:t>La revisión permitirá comprobar si el producto cumple los criterios de aceptación del Product Backlog y si puede presentarse como versión final del MVP.</w:t>
-      </w:r>
-    </w:p>
-    <w:p>
-      <w:pPr>
-        <w:keepNext/>
-        <w:jc w:val="both"/>
-        <w:rPr>
-          <w:rFonts w:ascii="Calibri" w:hAnsi="Calibri" w:cs="Calibri"/>
-          <w:sz w:val="20"/>
-          <w:szCs w:val="20"/>
-        </w:rPr>
-      </w:pPr>
-      <w:r>
-        <w:rPr>
-          <w:rFonts w:ascii="Calibri" w:hAnsi="Calibri" w:cs="Calibri"/>
-          <w:b/>
-          <w:bCs/>
-          <w:sz w:val="20"/>
-          <w:szCs w:val="20"/>
-        </w:rPr>
-        <w:t>Sprint Retrospective</w:t>
-      </w:r>
-    </w:p>
-    <w:p>
-      <w:pPr>
-        <w:jc w:val="both"/>
-        <w:rPr>
-          <w:rFonts w:ascii="Calibri" w:hAnsi="Calibri" w:cs="Calibri"/>
-          <w:sz w:val="20"/>
-          <w:szCs w:val="20"/>
-        </w:rPr>
-      </w:pPr>
-      <w:r>
-        <w:rPr>
-          <w:rFonts w:ascii="Calibri" w:hAnsi="Calibri" w:cs="Calibri"/>
-          <w:sz w:val="20"/>
-          <w:szCs w:val="20"/>
-        </w:rPr>
-        <w:t>En la Sprint Retrospective se analizará el desarrollo del Sprint y, de forma general, el proyecto completo: la calidad de la planificación, la utilidad de las pruebas realizadas en cada Sprint y las dificultades técnicas encontradas.</w:t>
-      </w:r>
-    </w:p>
-    <w:p>
-      <w:pPr>
-        <w:jc w:val="both"/>
-        <w:rPr>
-          <w:rFonts w:ascii="Calibri" w:hAnsi="Calibri" w:cs="Calibri"/>
-          <w:sz w:val="20"/>
-          <w:szCs w:val="20"/>
-        </w:rPr>
-      </w:pPr>
-      <w:r>
-        <w:rPr>
-          <w:rFonts w:ascii="Calibri" w:hAnsi="Calibri" w:cs="Calibri"/>
-          <w:sz w:val="20"/>
-          <w:szCs w:val="20"/>
-        </w:rPr>
-        <w:t>Las conclusiones servirán como aprendizaje para una eventual continuación del producto.</w:t>
-      </w:r>
-    </w:p>
-    <w:p>
-      <w:pPr>
-        <w:jc w:val="both"/>
-        <w:rPr>
-          <w:rFonts w:ascii="Calibri" w:hAnsi="Calibri" w:cs="Calibri"/>
-          <w:sz w:val="20"/>
-          <w:szCs w:val="20"/>
-        </w:rPr>
-      </w:pPr>
-    </w:p>
-    <w:p>
-      <w:pPr>
-        <w:pStyle w:val="Ttulo1"/>
-        <w:jc w:val="both"/>
-        <w:rPr>
-          <w:rFonts w:ascii="Calibri" w:hAnsi="Calibri" w:cs="Calibri"/>
-        </w:rPr>
-      </w:pPr>
-      <w:bookmarkStart w:id="22" w:name="_Toc241875891"/>
-      <w:r>
-        <w:rPr>
-          <w:rFonts w:ascii="Calibri" w:hAnsi="Calibri" w:cs="Calibri"/>
-        </w:rPr>
-        <w:t>10. Definition of Done</w:t>
-      </w:r>
-      <w:bookmarkEnd w:id="22"/>
-    </w:p>
-    <w:p>
-      <w:pPr>
-        <w:jc w:val="both"/>
-        <w:rPr>
-          <w:rFonts w:ascii="Calibri" w:hAnsi="Calibri" w:cs="Calibri"/>
-          <w:sz w:val="20"/>
-          <w:szCs w:val="20"/>
-        </w:rPr>
-      </w:pPr>
-      <w:r>
-        <w:rPr>
-          <w:rFonts w:ascii="Calibri" w:hAnsi="Calibri" w:cs="Calibri"/>
-          <w:sz w:val="20"/>
-          <w:szCs w:val="20"/>
-        </w:rPr>
-        <w:t>La Definition of Done es común a todos los Sprints de ErgoSense. Un elemento del Sprint Backlog será considerado terminado cuando:</w:t>
+        <w:t xml:space="preserve">El acceso a la misma cuenta desde dos computadores y el servidor ejecutándose en Docker.</w:t>
       </w:r>
     </w:p>
     <w:p>
@@ -12437,7 +12228,127 @@
           <w:sz w:val="20"/>
           <w:szCs w:val="20"/>
         </w:rPr>
-        <w:t>Su implementación haya sido completada.</w:t>
+        <w:t>Los resultados de las pruebas y las correcciones realizadas durante el Sprint.</w:t>
+      </w:r>
+    </w:p>
+    <w:p>
+      <w:pPr>
+        <w:jc w:val="both"/>
+        <w:rPr>
+          <w:rFonts w:ascii="Calibri" w:hAnsi="Calibri" w:cs="Calibri"/>
+          <w:sz w:val="20"/>
+          <w:szCs w:val="20"/>
+        </w:rPr>
+      </w:pPr>
+      <w:r>
+        <w:rPr>
+          <w:rFonts w:ascii="Calibri" w:hAnsi="Calibri" w:cs="Calibri"/>
+          <w:sz w:val="20"/>
+          <w:szCs w:val="20"/>
+        </w:rPr>
+        <w:t>La revisión permitirá comprobar si el producto cumple los criterios de aceptación del Product Backlog y si puede presentarse como versión final del MVP.</w:t>
+      </w:r>
+    </w:p>
+    <w:p>
+      <w:pPr>
+        <w:keepNext/>
+        <w:jc w:val="both"/>
+        <w:rPr>
+          <w:rFonts w:ascii="Calibri" w:hAnsi="Calibri" w:cs="Calibri"/>
+          <w:sz w:val="20"/>
+          <w:szCs w:val="20"/>
+        </w:rPr>
+      </w:pPr>
+      <w:r>
+        <w:rPr>
+          <w:rFonts w:ascii="Calibri" w:hAnsi="Calibri" w:cs="Calibri"/>
+          <w:b/>
+          <w:bCs/>
+          <w:sz w:val="20"/>
+          <w:szCs w:val="20"/>
+        </w:rPr>
+        <w:t>Sprint Retrospective</w:t>
+      </w:r>
+    </w:p>
+    <w:p>
+      <w:pPr>
+        <w:jc w:val="both"/>
+        <w:rPr>
+          <w:rFonts w:ascii="Calibri" w:hAnsi="Calibri" w:cs="Calibri"/>
+          <w:sz w:val="20"/>
+          <w:szCs w:val="20"/>
+        </w:rPr>
+      </w:pPr>
+      <w:r>
+        <w:rPr>
+          <w:rFonts w:ascii="Calibri" w:hAnsi="Calibri" w:cs="Calibri"/>
+          <w:sz w:val="20"/>
+          <w:szCs w:val="20"/>
+        </w:rPr>
+        <w:t>En la Sprint Retrospective se analizará el desarrollo del Sprint y, de forma general, el proyecto completo: la calidad de la planificación, la utilidad de las pruebas realizadas en cada Sprint y las dificultades técnicas encontradas.</w:t>
+      </w:r>
+    </w:p>
+    <w:p>
+      <w:pPr>
+        <w:jc w:val="both"/>
+        <w:rPr>
+          <w:rFonts w:ascii="Calibri" w:hAnsi="Calibri" w:cs="Calibri"/>
+          <w:sz w:val="20"/>
+          <w:szCs w:val="20"/>
+        </w:rPr>
+      </w:pPr>
+      <w:r>
+        <w:rPr>
+          <w:rFonts w:ascii="Calibri" w:hAnsi="Calibri" w:cs="Calibri"/>
+          <w:sz w:val="20"/>
+          <w:szCs w:val="20"/>
+        </w:rPr>
+        <w:t>Las conclusiones servirán como aprendizaje para una eventual continuación del producto.</w:t>
+      </w:r>
+    </w:p>
+    <w:p>
+      <w:pPr>
+        <w:jc w:val="both"/>
+        <w:rPr>
+          <w:rFonts w:ascii="Calibri" w:hAnsi="Calibri" w:cs="Calibri"/>
+          <w:sz w:val="20"/>
+          <w:szCs w:val="20"/>
+        </w:rPr>
+      </w:pPr>
+    </w:p>
+    <w:p>
+      <w:pPr>
+        <w:pStyle w:val="Ttulo1"/>
+        <w:jc w:val="both"/>
+        <w:rPr>
+          <w:rFonts w:ascii="Calibri" w:hAnsi="Calibri" w:cs="Calibri"/>
+        </w:rPr>
+      </w:pPr>
+      <w:bookmarkStart w:id="22" w:name="_Toc241875891"/>
+      <w:r>
+        <w:rPr>
+          <w:rFonts w:ascii="Calibri" w:hAnsi="Calibri" w:cs="Calibri"/>
+        </w:rPr>
+        <w:t>10. Definition of Done</w:t>
+      </w:r>
+      <w:bookmarkEnd w:id="22"/>
+    </w:p>
+    <w:p>
+      <w:pPr>
+        <w:jc w:val="both"/>
+        <w:rPr>
+          <w:rFonts w:ascii="Calibri" w:hAnsi="Calibri" w:cs="Calibri"/>
+          <w:sz w:val="20"/>
+          <w:szCs w:val="20"/>
+        </w:rPr>
+      </w:pPr>
+      <w:r>
+        <w:rPr>
+          <w:rFonts w:ascii="Calibri" w:hAnsi="Calibri" w:cs="Calibri"/>
+          <w:sz w:val="20"/>
+          <w:szCs w:val="20"/>
+        </w:rPr>
+        <w:t>La Definition of Done es común a todos los Sprints de ErgoSense. Un elemento del Sprint Backlog será considerado terminado cuando:</w:t>
       </w:r>
     </w:p>
     <w:p>
@@ -12459,7 +12370,7 @@
           <w:sz w:val="20"/>
           <w:szCs w:val="20"/>
         </w:rPr>
-        <w:t>Cumpla los criterios de aceptación definidos en el Product Backlog y en este documento.</w:t>
+        <w:t>Su implementación haya sido completada.</w:t>
       </w:r>
     </w:p>
     <w:p>
@@ -12481,7 +12392,7 @@
           <w:sz w:val="20"/>
           <w:szCs w:val="20"/>
         </w:rPr>
-        <w:t>Haya sido probado funcionalmente.</w:t>
+        <w:t>Cumpla los criterios de aceptación definidos en el Product Backlog y en este documento.</w:t>
       </w:r>
     </w:p>
     <w:p>
@@ -12503,7 +12414,7 @@
           <w:sz w:val="20"/>
           <w:szCs w:val="20"/>
         </w:rPr>
-        <w:t>Los errores críticos detectados hayan sido corregidos.</w:t>
+        <w:t>Haya sido probado funcionalmente.</w:t>
       </w:r>
     </w:p>
     <w:p>
@@ -12525,7 +12436,7 @@
           <w:sz w:val="20"/>
           <w:szCs w:val="20"/>
         </w:rPr>
-        <w:t>Se encuentre integrado con los componentes correspondientes, cuando aplique.</w:t>
+        <w:t>Los errores críticos detectados hayan sido corregidos.</w:t>
       </w:r>
     </w:p>
     <w:p>
@@ -12547,7 +12458,7 @@
           <w:sz w:val="20"/>
           <w:szCs w:val="20"/>
         </w:rPr>
-        <w:t>No genere problemas que impidan el funcionamiento del incremento.</w:t>
+        <w:t>Se encuentre integrado con los componentes correspondientes, cuando aplique.</w:t>
       </w:r>
     </w:p>
     <w:p>
@@ -12569,7 +12480,7 @@
           <w:sz w:val="20"/>
           <w:szCs w:val="20"/>
         </w:rPr>
-        <w:t>Pueda ser demostrado durante la Sprint Review.</w:t>
+        <w:t>No genere problemas que impidan el funcionamiento del incremento.</w:t>
       </w:r>
     </w:p>
     <w:p>
@@ -12591,171 +12502,7 @@
           <w:sz w:val="20"/>
           <w:szCs w:val="20"/>
         </w:rPr>
-        <w:t>Se encuentre documentado cuando sea necesario para facilitar su comprensión y continuidad.</w:t>
-      </w:r>
-    </w:p>
-    <w:p>
-      <w:pPr>
-        <w:jc w:val="both"/>
-        <w:rPr>
-          <w:rFonts w:ascii="Calibri" w:hAnsi="Calibri" w:cs="Calibri"/>
-          <w:sz w:val="20"/>
-          <w:szCs w:val="20"/>
-        </w:rPr>
-      </w:pPr>
-      <w:r>
-        <w:rPr>
-          <w:rFonts w:ascii="Calibri" w:hAnsi="Calibri" w:cs="Calibri"/>
-          <w:sz w:val="20"/>
-          <w:szCs w:val="20"/>
-        </w:rPr>
-        <w:t>Escribir el código de una funcionalidad no basta para considerarla terminada: debe cumplir todas las condiciones anteriores.</w:t>
-      </w:r>
-    </w:p>
-    <w:p>
-      <w:pPr>
-        <w:jc w:val="both"/>
-        <w:rPr>
-          <w:rFonts w:ascii="Calibri" w:hAnsi="Calibri" w:cs="Calibri"/>
-          <w:sz w:val="20"/>
-          <w:szCs w:val="20"/>
-        </w:rPr>
-      </w:pPr>
-      <w:r>
-        <w:rPr>
-          <w:rFonts w:ascii="Calibri" w:hAnsi="Calibri" w:cs="Calibri"/>
-          <w:sz w:val="20"/>
-          <w:szCs w:val="20"/>
-        </w:rPr>
-        <w:t>El Sprint se considerará cumplido cuando todos los módulos funcionen de manera integrada y estable, las pruebas planificadas hayan sido ejecutadas y los errores críticos detectados hayan sido corregidos.</w:t>
-      </w:r>
-    </w:p>
-    <w:p>
-      <w:pPr>
-        <w:jc w:val="both"/>
-        <w:rPr>
-          <w:rFonts w:ascii="Calibri" w:hAnsi="Calibri" w:cs="Calibri"/>
-          <w:sz w:val="20"/>
-          <w:szCs w:val="20"/>
-        </w:rPr>
-      </w:pPr>
-    </w:p>
-    <w:p>
-      <w:pPr>
-        <w:pStyle w:val="Ttulo1"/>
-        <w:jc w:val="both"/>
-        <w:rPr>
-          <w:rFonts w:ascii="Calibri" w:hAnsi="Calibri" w:cs="Calibri"/>
-        </w:rPr>
-      </w:pPr>
-      <w:bookmarkStart w:id="23" w:name="_Toc241875892"/>
-      <w:r>
-        <w:rPr>
-          <w:rFonts w:ascii="Calibri" w:hAnsi="Calibri" w:cs="Calibri"/>
-        </w:rPr>
-        <w:t>11. Incremento esperado</w:t>
-      </w:r>
-      <w:bookmarkEnd w:id="23"/>
-    </w:p>
-    <w:p>
-      <w:pPr>
-        <w:jc w:val="both"/>
-        <w:rPr>
-          <w:rFonts w:ascii="Calibri" w:hAnsi="Calibri" w:cs="Calibri"/>
-          <w:sz w:val="20"/>
-          <w:szCs w:val="20"/>
-        </w:rPr>
-      </w:pPr>
-      <w:r>
-        <w:rPr>
-          <w:rFonts w:ascii="Calibri" w:hAnsi="Calibri" w:cs="Calibri"/>
-          <w:sz w:val="20"/>
-          <w:szCs w:val="20"/>
-        </w:rPr>
-        <w:t>El incremento esperado corresponde a la versión final del MVP de ErgoSense. Al comenzar este Sprint, las funcionalidades estarán desarrolladas, pero aún no habrán sido validadas en conjunto ni probadas durante períodos prolongados; al finalizarlo, el producto deberá permitir el siguiente uso integrado:</w:t>
-      </w:r>
-    </w:p>
-    <w:p>
-      <w:pPr>
-        <w:jc w:val="center"/>
-        <w:rPr>
-          <w:rFonts w:ascii="Calibri" w:hAnsi="Calibri" w:cs="Calibri"/>
-          <w:sz w:val="20"/>
-          <w:szCs w:val="20"/>
-        </w:rPr>
-      </w:pPr>
-      <w:r>
-        <w:rPr>
-          <w:rFonts w:ascii="Calibri" w:hAnsi="Calibri" w:cs="Calibri"/>
-          <w:b/>
-          <w:bCs/>
-          <w:sz w:val="20"/>
-          <w:szCs w:val="20"/>
-        </w:rPr>
-        <w:t>Inicio de la aplicación → monitoreo, gestos, voz y macros activos → aviso a los 60 minutos → registro de sesiones y pausas → información conservada al reiniciar.</w:t>
-      </w:r>
-    </w:p>
-    <w:p>
-      <w:pPr>
-        <w:jc w:val="both"/>
-        <w:rPr>
-          <w:rFonts w:ascii="Calibri" w:hAnsi="Calibri" w:cs="Calibri"/>
-          <w:sz w:val="20"/>
-          <w:szCs w:val="20"/>
-        </w:rPr>
-      </w:pPr>
-      <w:r>
-        <w:rPr>
-          <w:rFonts w:ascii="Calibri" w:hAnsi="Calibri" w:cs="Calibri"/>
-          <w:sz w:val="20"/>
-          <w:szCs w:val="20"/>
-        </w:rPr>
-        <w:t>El resultado será una aplicación de escritorio estable que reúne todas las funcionalidades del Product Backlog.</w:t>
-      </w:r>
-    </w:p>
-    <w:p>
-      <w:pPr>
-        <w:jc w:val="both"/>
-        <w:rPr>
-          <w:rFonts w:ascii="Calibri" w:hAnsi="Calibri" w:cs="Calibri"/>
-          <w:sz w:val="20"/>
-          <w:szCs w:val="20"/>
-        </w:rPr>
-      </w:pPr>
-    </w:p>
-    <w:p>
-      <w:pPr>
-        <w:pStyle w:val="Ttulo1"/>
-        <w:jc w:val="both"/>
-        <w:rPr>
-          <w:rFonts w:ascii="Calibri" w:hAnsi="Calibri" w:cs="Calibri"/>
-        </w:rPr>
-      </w:pPr>
-      <w:bookmarkStart w:id="24" w:name="_Toc241875893"/>
-      <w:r>
-        <w:rPr>
-          <w:rFonts w:ascii="Calibri" w:hAnsi="Calibri" w:cs="Calibri"/>
-        </w:rPr>
-        <w:t>12. Elementos fuera del alcance del Sprint</w:t>
-      </w:r>
-      <w:bookmarkEnd w:id="24"/>
-    </w:p>
-    <w:p>
-      <w:pPr>
-        <w:jc w:val="both"/>
-        <w:rPr>
-          <w:rFonts w:ascii="Calibri" w:hAnsi="Calibri" w:cs="Calibri"/>
-          <w:sz w:val="20"/>
-          <w:szCs w:val="20"/>
-        </w:rPr>
-      </w:pPr>
-      <w:r>
-        <w:rPr>
-          <w:rFonts w:ascii="Calibri" w:hAnsi="Calibri" w:cs="Calibri"/>
-          <w:sz w:val="20"/>
-          <w:szCs w:val="20"/>
-        </w:rPr>
-        <w:t>Para mantener controlado el alcance, durante este Sprint no se desarrollarán:</w:t>
+        <w:t>Pueda ser demostrado durante la Sprint Review.</w:t>
       </w:r>
     </w:p>
     <w:p>
@@ -12777,7 +12524,171 @@
           <w:sz w:val="20"/>
           <w:szCs w:val="20"/>
         </w:rPr>
-        <w:t>Nuevas funcionalidades no contempladas en el Product Backlog.</w:t>
+        <w:t>Se encuentre documentado cuando sea necesario para facilitar su comprensión y continuidad.</w:t>
+      </w:r>
+    </w:p>
+    <w:p>
+      <w:pPr>
+        <w:jc w:val="both"/>
+        <w:rPr>
+          <w:rFonts w:ascii="Calibri" w:hAnsi="Calibri" w:cs="Calibri"/>
+          <w:sz w:val="20"/>
+          <w:szCs w:val="20"/>
+        </w:rPr>
+      </w:pPr>
+      <w:r>
+        <w:rPr>
+          <w:rFonts w:ascii="Calibri" w:hAnsi="Calibri" w:cs="Calibri"/>
+          <w:sz w:val="20"/>
+          <w:szCs w:val="20"/>
+        </w:rPr>
+        <w:t>Escribir el código de una funcionalidad no basta para considerarla terminada: debe cumplir todas las condiciones anteriores.</w:t>
+      </w:r>
+    </w:p>
+    <w:p>
+      <w:pPr>
+        <w:jc w:val="both"/>
+        <w:rPr>
+          <w:rFonts w:ascii="Calibri" w:hAnsi="Calibri" w:cs="Calibri"/>
+          <w:sz w:val="20"/>
+          <w:szCs w:val="20"/>
+        </w:rPr>
+      </w:pPr>
+      <w:r>
+        <w:rPr>
+          <w:rFonts w:ascii="Calibri" w:hAnsi="Calibri" w:cs="Calibri"/>
+          <w:sz w:val="20"/>
+          <w:szCs w:val="20"/>
+        </w:rPr>
+        <w:t>El Sprint se considerará cumplido cuando todos los módulos funcionen de manera integrada y estable, las pruebas planificadas hayan sido ejecutadas y los errores críticos detectados hayan sido corregidos.</w:t>
+      </w:r>
+    </w:p>
+    <w:p>
+      <w:pPr>
+        <w:jc w:val="both"/>
+        <w:rPr>
+          <w:rFonts w:ascii="Calibri" w:hAnsi="Calibri" w:cs="Calibri"/>
+          <w:sz w:val="20"/>
+          <w:szCs w:val="20"/>
+        </w:rPr>
+      </w:pPr>
+    </w:p>
+    <w:p>
+      <w:pPr>
+        <w:pStyle w:val="Ttulo1"/>
+        <w:jc w:val="both"/>
+        <w:rPr>
+          <w:rFonts w:ascii="Calibri" w:hAnsi="Calibri" w:cs="Calibri"/>
+        </w:rPr>
+      </w:pPr>
+      <w:bookmarkStart w:id="23" w:name="_Toc241875892"/>
+      <w:r>
+        <w:rPr>
+          <w:rFonts w:ascii="Calibri" w:hAnsi="Calibri" w:cs="Calibri"/>
+        </w:rPr>
+        <w:t>11. Incremento esperado</w:t>
+      </w:r>
+      <w:bookmarkEnd w:id="23"/>
+    </w:p>
+    <w:p>
+      <w:pPr>
+        <w:jc w:val="both"/>
+        <w:rPr>
+          <w:rFonts w:ascii="Calibri" w:hAnsi="Calibri" w:cs="Calibri"/>
+          <w:sz w:val="20"/>
+          <w:szCs w:val="20"/>
+        </w:rPr>
+      </w:pPr>
+      <w:r>
+        <w:rPr>
+          <w:rFonts w:ascii="Calibri" w:hAnsi="Calibri" w:cs="Calibri"/>
+          <w:sz w:val="20"/>
+          <w:szCs w:val="20"/>
+        </w:rPr>
+        <w:t>El incremento esperado corresponde a la versión final del MVP de ErgoSense. Al comenzar este Sprint, las funcionalidades estarán desarrolladas, pero aún no habrán sido validadas en conjunto ni probadas durante períodos prolongados; al finalizarlo, el producto deberá permitir el siguiente uso integrado:</w:t>
+      </w:r>
+    </w:p>
+    <w:p>
+      <w:pPr>
+        <w:jc w:val="center"/>
+        <w:rPr>
+          <w:rFonts w:ascii="Calibri" w:hAnsi="Calibri" w:cs="Calibri"/>
+          <w:sz w:val="20"/>
+          <w:szCs w:val="20"/>
+        </w:rPr>
+      </w:pPr>
+      <w:r>
+        <w:rPr>
+          <w:rFonts w:ascii="Calibri" w:hAnsi="Calibri" w:cs="Calibri"/>
+          <w:b/>
+          <w:bCs/>
+          <w:sz w:val="20"/>
+          <w:szCs w:val="20"/>
+        </w:rPr>
+        <w:t>Inicio de la aplicación → monitoreo, gestos, voz y macros activos → aviso a los 60 minutos → registro de sesiones y pausas → información conservada al reiniciar.</w:t>
+      </w:r>
+    </w:p>
+    <w:p>
+      <w:pPr>
+        <w:jc w:val="both"/>
+        <w:rPr>
+          <w:rFonts w:ascii="Calibri" w:hAnsi="Calibri" w:cs="Calibri"/>
+          <w:sz w:val="20"/>
+          <w:szCs w:val="20"/>
+        </w:rPr>
+      </w:pPr>
+      <w:r>
+        <w:rPr>
+          <w:rFonts w:ascii="Calibri" w:hAnsi="Calibri" w:cs="Calibri"/>
+          <w:sz w:val="20"/>
+          <w:szCs w:val="20"/>
+        </w:rPr>
+        <w:t>El resultado será una aplicación de escritorio estable que reúne todas las funcionalidades del Product Backlog.</w:t>
+      </w:r>
+    </w:p>
+    <w:p>
+      <w:pPr>
+        <w:jc w:val="both"/>
+        <w:rPr>
+          <w:rFonts w:ascii="Calibri" w:hAnsi="Calibri" w:cs="Calibri"/>
+          <w:sz w:val="20"/>
+          <w:szCs w:val="20"/>
+        </w:rPr>
+      </w:pPr>
+    </w:p>
+    <w:p>
+      <w:pPr>
+        <w:pStyle w:val="Ttulo1"/>
+        <w:jc w:val="both"/>
+        <w:rPr>
+          <w:rFonts w:ascii="Calibri" w:hAnsi="Calibri" w:cs="Calibri"/>
+        </w:rPr>
+      </w:pPr>
+      <w:bookmarkStart w:id="24" w:name="_Toc241875893"/>
+      <w:r>
+        <w:rPr>
+          <w:rFonts w:ascii="Calibri" w:hAnsi="Calibri" w:cs="Calibri"/>
+        </w:rPr>
+        <w:t>12. Elementos fuera del alcance del Sprint</w:t>
+      </w:r>
+      <w:bookmarkEnd w:id="24"/>
+    </w:p>
+    <w:p>
+      <w:pPr>
+        <w:jc w:val="both"/>
+        <w:rPr>
+          <w:rFonts w:ascii="Calibri" w:hAnsi="Calibri" w:cs="Calibri"/>
+          <w:sz w:val="20"/>
+          <w:szCs w:val="20"/>
+        </w:rPr>
+      </w:pPr>
+      <w:r>
+        <w:rPr>
+          <w:rFonts w:ascii="Calibri" w:hAnsi="Calibri" w:cs="Calibri"/>
+          <w:sz w:val="20"/>
+          <w:szCs w:val="20"/>
+        </w:rPr>
+        <w:t>Para mantener controlado el alcance, durante este Sprint no se desarrollarán:</w:t>
       </w:r>
     </w:p>
     <w:p>
@@ -12799,7 +12710,7 @@
           <w:sz w:val="20"/>
           <w:szCs w:val="20"/>
         </w:rPr>
-        <w:t>Historial y estadísticas de actividad.</w:t>
+        <w:t>Nuevas funcionalidades no contempladas en el Product Backlog.</w:t>
       </w:r>
     </w:p>
     <w:p>
@@ -12821,7 +12732,7 @@
           <w:sz w:val="20"/>
           <w:szCs w:val="20"/>
         </w:rPr>
-        <w:t>Configuración del período de aviso de 60 minutos.</w:t>
+        <w:t>Historial y estadísticas de actividad.</w:t>
       </w:r>
     </w:p>
     <w:p>
@@ -12843,7 +12754,7 @@
           <w:sz w:val="20"/>
           <w:szCs w:val="20"/>
         </w:rPr>
-        <w:t>Creación de comandos de voz o gestos fuera del esquema de macros.</w:t>
+        <w:t>Configuración del período de aviso de 60 minutos.</w:t>
       </w:r>
     </w:p>
     <w:p>
@@ -12865,7 +12776,7 @@
           <w:sz w:val="20"/>
           <w:szCs w:val="20"/>
         </w:rPr>
-        <w:t>Acciones de macros distintas de los tipos soportados.</w:t>
+        <w:t>Creación de comandos de voz o gestos fuera del esquema de macros.</w:t>
       </w:r>
     </w:p>
     <w:p>
@@ -12887,7 +12798,7 @@
           <w:sz w:val="20"/>
           <w:szCs w:val="20"/>
         </w:rPr>
-        <w:t>Soporte obligatorio para múltiples sistemas operativos.</w:t>
+        <w:t>Acciones de macros distintas de los tipos soportados.</w:t>
       </w:r>
     </w:p>
     <w:p>
@@ -12909,7 +12820,29 @@
           <w:sz w:val="20"/>
           <w:szCs w:val="20"/>
         </w:rPr>
-        <w:t>Aplicación móvil, cuentas en línea o sincronización en la nube.</w:t>
+        <w:t>Soporte obligatorio para múltiples sistemas operativos.</w:t>
+      </w:r>
+    </w:p>
+    <w:p>
+      <w:pPr>
+        <w:numPr>
+          <w:ilvl w:val="0"/>
+          <w:numId w:val="1"/>
+        </w:numPr>
+        <w:jc w:val="both"/>
+        <w:rPr>
+          <w:rFonts w:ascii="Calibri" w:hAnsi="Calibri" w:cs="Calibri"/>
+          <w:sz w:val="20"/>
+          <w:szCs w:val="20"/>
+        </w:rPr>
+      </w:pPr>
+      <w:r>
+        <w:rPr>
+          <w:rFonts w:ascii="Calibri" w:hAnsi="Calibri" w:cs="Calibri"/>
+          <w:sz w:val="20"/>
+          <w:szCs w:val="20"/>
+        </w:rPr>
+        <w:t xml:space="preserve">Aplicación móvil o funcionamiento sin conexión a internet.</w:t>
       </w:r>
     </w:p>
     <w:p>
@@ -13180,7 +13113,7 @@
                 <w:sz w:val="20"/>
                 <w:szCs w:val="20"/>
               </w:rPr>
-              <w:t>PB-21, PB-22, PB-23, PB-24, PB-25, PB-26, PB-27, PB-28, PB-29, PB-30, PB-31, PB-46 y PB-47.</w:t>
+              <w:t xml:space="preserve">PB-21, PB-22, PB-23, PB-24, PB-25, PB-26, PB-27, PB-28, PB-29, PB-30, PB-31, PB-46, PB-47 y PB-51.</w:t>
             </w:r>
           </w:p>
         </w:tc>
@@ -13262,7 +13195,7 @@
                 <w:sz w:val="20"/>
                 <w:szCs w:val="20"/>
               </w:rPr>
-              <w:t>Sprint Backlog</w:t>
+              <w:t xml:space="preserve">Sprint Backlog</w:t>
             </w:r>
           </w:p>
         </w:tc>
@@ -13286,7 +13219,7 @@
                 <w:sz w:val="20"/>
                 <w:szCs w:val="20"/>
               </w:rPr>
-              <w:t>SB06-T01 a SB06-T30.</w:t>
+              <w:t xml:space="preserve">SB06-T01 a SB06-T34.</w:t>
             </w:r>
           </w:p>
         </w:tc>
@@ -13491,7 +13424,7 @@
           <w:sz w:val="20"/>
           <w:szCs w:val="20"/>
         </w:rPr>
-        <w:t>Conserva toda la información al reiniciar la aplicación.</w:t>
+        <w:t xml:space="preserve">Conserva toda la información en el servidor al reiniciar la aplicación y permite acceder a ella desde cualquier computador.</w:t>
       </w:r>
     </w:p>
     <w:p>

--- a/FASE 2/Evidencias Proyecto/Documentacion/Spring backlogs/Sprint Backlog 06 Integracion final pruebas y estabilidad.docx
+++ b/FASE 2/Evidencias Proyecto/Documentacion/Spring backlogs/Sprint Backlog 06 Integracion final pruebas y estabilidad.docx
@@ -12348,7 +12348,7 @@
           <w:sz w:val="20"/>
           <w:szCs w:val="20"/>
         </w:rPr>
-        <w:t>La Definition of Done es común a todos los Sprints de ErgoSense. Un elemento del Sprint Backlog será considerado terminado cuando:</w:t>
+        <w:t xml:space="preserve">La Definition of Done es común a todos los Sprints de ErgoSense y se detalla, junto con sus evidencias, en el documento Definition of Done del proyecto. Un elemento del Sprint Backlog será considerado terminado cuando:</w:t>
       </w:r>
     </w:p>
     <w:p>
